--- a/docs/qms/evidence-2026/QMS_Word/forms__FRM-01_Design_Review_Record.docx
+++ b/docs/qms/evidence-2026/QMS_Word/forms__FRM-01_Design_Review_Record.docx
@@ -17,20 +17,20 @@
     </w:p>
     <w:tbl>
       <w:tblPr>
-        <w:tblW w:w="4397" w:type="dxa"/>
+        <w:tblW w:w="5000" w:type="pct"/>
         <w:jc w:val="left"/>
-        <w:tblInd w:w="0" w:type="dxa"/>
+        <w:tblInd w:w="-7" w:type="dxa"/>
         <w:tblLayout w:type="fixed"/>
         <w:tblCellMar>
-          <w:top w:w="28" w:type="dxa"/>
-          <w:left w:w="28" w:type="dxa"/>
-          <w:bottom w:w="28" w:type="dxa"/>
-          <w:right w:w="28" w:type="dxa"/>
+          <w:top w:w="60" w:type="dxa"/>
+          <w:left w:w="60" w:type="dxa"/>
+          <w:bottom w:w="60" w:type="dxa"/>
+          <w:right w:w="60" w:type="dxa"/>
         </w:tblCellMar>
       </w:tblPr>
       <w:tblGrid>
-        <w:gridCol w:w="1951"/>
-        <w:gridCol w:w="2446"/>
+        <w:gridCol w:w="2606"/>
+        <w:gridCol w:w="8732"/>
       </w:tblGrid>
       <w:tr>
         <w:trPr>
@@ -38,44 +38,60 @@
         </w:trPr>
         <w:tc>
           <w:tcPr>
-            <w:tcW w:w="1951" w:type="dxa"/>
-            <w:tcBorders/>
+            <w:tcW w:w="2606" w:type="dxa"/>
+            <w:tcBorders>
+              <w:top w:val="single" w:sz="6" w:space="0" w:color="BFC7D5"/>
+              <w:left w:val="single" w:sz="6" w:space="0" w:color="BFC7D5"/>
+              <w:bottom w:val="single" w:sz="2" w:space="0" w:color="BFC7D5"/>
+              <w:right w:val="single" w:sz="6" w:space="0" w:color="BFC7D5"/>
+            </w:tcBorders>
+            <w:shd w:fill="1F3A5F" w:val="clear"/>
             <w:vAlign w:val="center"/>
           </w:tcPr>
           <w:p>
             <w:pPr>
               <w:pStyle w:val="TableHeading"/>
-              <w:suppressLineNumbers/>
-              <w:shd w:fill="1F3A5F" w:val="clear"/>
-              <w:bidi w:val="0"/>
-              <w:spacing w:before="0" w:after="283"/>
-              <w:jc w:val="center"/>
-              <w:rPr/>
-            </w:pPr>
-            <w:r>
-              <w:rPr/>
+              <w:bidi w:val="0"/>
+              <w:spacing w:before="0" w:after="283"/>
+              <w:jc w:val="left"/>
+              <w:rPr>
+                <w:color w:val="FFFFFF"/>
+              </w:rPr>
+            </w:pPr>
+            <w:r>
+              <w:rPr>
+                <w:color w:val="FFFFFF"/>
+              </w:rPr>
               <w:t>Field</w:t>
             </w:r>
           </w:p>
         </w:tc>
         <w:tc>
           <w:tcPr>
-            <w:tcW w:w="2446" w:type="dxa"/>
-            <w:tcBorders/>
+            <w:tcW w:w="8732" w:type="dxa"/>
+            <w:tcBorders>
+              <w:top w:val="single" w:sz="6" w:space="0" w:color="BFC7D5"/>
+              <w:left w:val="single" w:sz="2" w:space="0" w:color="BFC7D5"/>
+              <w:bottom w:val="single" w:sz="2" w:space="0" w:color="BFC7D5"/>
+              <w:right w:val="single" w:sz="6" w:space="0" w:color="BFC7D5"/>
+            </w:tcBorders>
+            <w:shd w:fill="1F3A5F" w:val="clear"/>
             <w:vAlign w:val="center"/>
           </w:tcPr>
           <w:p>
             <w:pPr>
               <w:pStyle w:val="TableHeading"/>
-              <w:suppressLineNumbers/>
-              <w:shd w:fill="1F3A5F" w:val="clear"/>
-              <w:bidi w:val="0"/>
-              <w:spacing w:before="0" w:after="283"/>
-              <w:jc w:val="center"/>
-              <w:rPr/>
-            </w:pPr>
-            <w:r>
-              <w:rPr/>
+              <w:bidi w:val="0"/>
+              <w:spacing w:before="0" w:after="283"/>
+              <w:jc w:val="left"/>
+              <w:rPr>
+                <w:color w:val="FFFFFF"/>
+              </w:rPr>
+            </w:pPr>
+            <w:r>
+              <w:rPr>
+                <w:color w:val="FFFFFF"/>
+              </w:rPr>
               <w:t>Value</w:t>
             </w:r>
           </w:p>
@@ -85,8 +101,12 @@
         <w:trPr/>
         <w:tc>
           <w:tcPr>
-            <w:tcW w:w="1951" w:type="dxa"/>
-            <w:tcBorders/>
+            <w:tcW w:w="2606" w:type="dxa"/>
+            <w:tcBorders>
+              <w:left w:val="single" w:sz="6" w:space="0" w:color="BFC7D5"/>
+              <w:bottom w:val="single" w:sz="2" w:space="0" w:color="BFC7D5"/>
+              <w:right w:val="single" w:sz="6" w:space="0" w:color="BFC7D5"/>
+            </w:tcBorders>
             <w:vAlign w:val="center"/>
           </w:tcPr>
           <w:p>
@@ -105,8 +125,12 @@
         </w:tc>
         <w:tc>
           <w:tcPr>
-            <w:tcW w:w="2446" w:type="dxa"/>
-            <w:tcBorders/>
+            <w:tcW w:w="8732" w:type="dxa"/>
+            <w:tcBorders>
+              <w:left w:val="single" w:sz="2" w:space="0" w:color="BFC7D5"/>
+              <w:bottom w:val="single" w:sz="2" w:space="0" w:color="BFC7D5"/>
+              <w:right w:val="single" w:sz="6" w:space="0" w:color="BFC7D5"/>
+            </w:tcBorders>
             <w:vAlign w:val="center"/>
           </w:tcPr>
           <w:p>
@@ -128,8 +152,12 @@
         <w:trPr/>
         <w:tc>
           <w:tcPr>
-            <w:tcW w:w="1951" w:type="dxa"/>
-            <w:tcBorders/>
+            <w:tcW w:w="2606" w:type="dxa"/>
+            <w:tcBorders>
+              <w:left w:val="single" w:sz="6" w:space="0" w:color="BFC7D5"/>
+              <w:bottom w:val="single" w:sz="2" w:space="0" w:color="BFC7D5"/>
+              <w:right w:val="single" w:sz="6" w:space="0" w:color="BFC7D5"/>
+            </w:tcBorders>
             <w:vAlign w:val="center"/>
           </w:tcPr>
           <w:p>
@@ -148,8 +176,12 @@
         </w:tc>
         <w:tc>
           <w:tcPr>
-            <w:tcW w:w="2446" w:type="dxa"/>
-            <w:tcBorders/>
+            <w:tcW w:w="8732" w:type="dxa"/>
+            <w:tcBorders>
+              <w:left w:val="single" w:sz="2" w:space="0" w:color="BFC7D5"/>
+              <w:bottom w:val="single" w:sz="2" w:space="0" w:color="BFC7D5"/>
+              <w:right w:val="single" w:sz="6" w:space="0" w:color="BFC7D5"/>
+            </w:tcBorders>
             <w:vAlign w:val="center"/>
           </w:tcPr>
           <w:p>
@@ -171,8 +203,12 @@
         <w:trPr/>
         <w:tc>
           <w:tcPr>
-            <w:tcW w:w="1951" w:type="dxa"/>
-            <w:tcBorders/>
+            <w:tcW w:w="2606" w:type="dxa"/>
+            <w:tcBorders>
+              <w:left w:val="single" w:sz="6" w:space="0" w:color="BFC7D5"/>
+              <w:bottom w:val="single" w:sz="2" w:space="0" w:color="BFC7D5"/>
+              <w:right w:val="single" w:sz="6" w:space="0" w:color="BFC7D5"/>
+            </w:tcBorders>
             <w:vAlign w:val="center"/>
           </w:tcPr>
           <w:p>
@@ -191,8 +227,12 @@
         </w:tc>
         <w:tc>
           <w:tcPr>
-            <w:tcW w:w="2446" w:type="dxa"/>
-            <w:tcBorders/>
+            <w:tcW w:w="8732" w:type="dxa"/>
+            <w:tcBorders>
+              <w:left w:val="single" w:sz="2" w:space="0" w:color="BFC7D5"/>
+              <w:bottom w:val="single" w:sz="2" w:space="0" w:color="BFC7D5"/>
+              <w:right w:val="single" w:sz="6" w:space="0" w:color="BFC7D5"/>
+            </w:tcBorders>
             <w:vAlign w:val="center"/>
           </w:tcPr>
           <w:p>
@@ -207,7 +247,7 @@
               <w:rPr>
                 <w:rStyle w:val="Strong"/>
               </w:rPr>
-              <w:t>DRAFT — not yet approved</w:t>
+              <w:t>APPROVED</w:t>
             </w:r>
           </w:p>
         </w:tc>
@@ -216,8 +256,12 @@
         <w:trPr/>
         <w:tc>
           <w:tcPr>
-            <w:tcW w:w="1951" w:type="dxa"/>
-            <w:tcBorders/>
+            <w:tcW w:w="2606" w:type="dxa"/>
+            <w:tcBorders>
+              <w:left w:val="single" w:sz="6" w:space="0" w:color="BFC7D5"/>
+              <w:bottom w:val="single" w:sz="2" w:space="0" w:color="BFC7D5"/>
+              <w:right w:val="single" w:sz="6" w:space="0" w:color="BFC7D5"/>
+            </w:tcBorders>
             <w:vAlign w:val="center"/>
           </w:tcPr>
           <w:p>
@@ -236,21 +280,25 @@
         </w:tc>
         <w:tc>
           <w:tcPr>
-            <w:tcW w:w="2446" w:type="dxa"/>
-            <w:tcBorders/>
-            <w:vAlign w:val="center"/>
-          </w:tcPr>
-          <w:p>
-            <w:pPr>
-              <w:pStyle w:val="TableContents"/>
-              <w:bidi w:val="0"/>
-              <w:spacing w:before="0" w:after="283"/>
-              <w:jc w:val="left"/>
-              <w:rPr/>
-            </w:pPr>
-            <w:r>
-              <w:rPr/>
-              <w:t>Managing Director</w:t>
+            <w:tcW w:w="8732" w:type="dxa"/>
+            <w:tcBorders>
+              <w:left w:val="single" w:sz="2" w:space="0" w:color="BFC7D5"/>
+              <w:bottom w:val="single" w:sz="2" w:space="0" w:color="BFC7D5"/>
+              <w:right w:val="single" w:sz="6" w:space="0" w:color="BFC7D5"/>
+            </w:tcBorders>
+            <w:vAlign w:val="center"/>
+          </w:tcPr>
+          <w:p>
+            <w:pPr>
+              <w:pStyle w:val="TableContents"/>
+              <w:bidi w:val="0"/>
+              <w:spacing w:before="0" w:after="283"/>
+              <w:jc w:val="left"/>
+              <w:rPr/>
+            </w:pPr>
+            <w:r>
+              <w:rPr/>
+              <w:t>Managing Director (Anita Johan)</w:t>
             </w:r>
           </w:p>
         </w:tc>
@@ -259,8 +307,12 @@
         <w:trPr/>
         <w:tc>
           <w:tcPr>
-            <w:tcW w:w="1951" w:type="dxa"/>
-            <w:tcBorders/>
+            <w:tcW w:w="2606" w:type="dxa"/>
+            <w:tcBorders>
+              <w:left w:val="single" w:sz="6" w:space="0" w:color="BFC7D5"/>
+              <w:bottom w:val="single" w:sz="2" w:space="0" w:color="BFC7D5"/>
+              <w:right w:val="single" w:sz="6" w:space="0" w:color="BFC7D5"/>
+            </w:tcBorders>
             <w:vAlign w:val="center"/>
           </w:tcPr>
           <w:p>
@@ -279,8 +331,12 @@
         </w:tc>
         <w:tc>
           <w:tcPr>
-            <w:tcW w:w="2446" w:type="dxa"/>
-            <w:tcBorders/>
+            <w:tcW w:w="8732" w:type="dxa"/>
+            <w:tcBorders>
+              <w:left w:val="single" w:sz="2" w:space="0" w:color="BFC7D5"/>
+              <w:bottom w:val="single" w:sz="2" w:space="0" w:color="BFC7D5"/>
+              <w:right w:val="single" w:sz="6" w:space="0" w:color="BFC7D5"/>
+            </w:tcBorders>
             <w:vAlign w:val="center"/>
           </w:tcPr>
           <w:p>
@@ -294,6 +350,314 @@
             <w:r>
               <w:rPr/>
               <w:t>8.3.4</w:t>
+            </w:r>
+          </w:p>
+        </w:tc>
+      </w:tr>
+      <w:tr>
+        <w:trPr/>
+        <w:tc>
+          <w:tcPr>
+            <w:tcW w:w="2606" w:type="dxa"/>
+            <w:tcBorders>
+              <w:left w:val="single" w:sz="6" w:space="0" w:color="BFC7D5"/>
+              <w:bottom w:val="single" w:sz="2" w:space="0" w:color="BFC7D5"/>
+              <w:right w:val="single" w:sz="6" w:space="0" w:color="BFC7D5"/>
+            </w:tcBorders>
+            <w:vAlign w:val="center"/>
+          </w:tcPr>
+          <w:p>
+            <w:pPr>
+              <w:pStyle w:val="TableContents"/>
+              <w:bidi w:val="0"/>
+              <w:spacing w:before="0" w:after="283"/>
+              <w:jc w:val="left"/>
+              <w:rPr/>
+            </w:pPr>
+            <w:r>
+              <w:rPr/>
+              <w:t>Prepared by</w:t>
+            </w:r>
+          </w:p>
+        </w:tc>
+        <w:tc>
+          <w:tcPr>
+            <w:tcW w:w="8732" w:type="dxa"/>
+            <w:tcBorders>
+              <w:left w:val="single" w:sz="2" w:space="0" w:color="BFC7D5"/>
+              <w:bottom w:val="single" w:sz="2" w:space="0" w:color="BFC7D5"/>
+              <w:right w:val="single" w:sz="6" w:space="0" w:color="BFC7D5"/>
+            </w:tcBorders>
+            <w:vAlign w:val="center"/>
+          </w:tcPr>
+          <w:p>
+            <w:pPr>
+              <w:pStyle w:val="TableContents"/>
+              <w:bidi w:val="0"/>
+              <w:spacing w:before="0" w:after="283"/>
+              <w:jc w:val="left"/>
+              <w:rPr/>
+            </w:pPr>
+            <w:r>
+              <w:rPr/>
+              <w:t>Richard Watson Stephen Amudha (Lead Engineer) — 2026-10-07</w:t>
+            </w:r>
+          </w:p>
+        </w:tc>
+      </w:tr>
+      <w:tr>
+        <w:trPr/>
+        <w:tc>
+          <w:tcPr>
+            <w:tcW w:w="2606" w:type="dxa"/>
+            <w:tcBorders>
+              <w:left w:val="single" w:sz="6" w:space="0" w:color="BFC7D5"/>
+              <w:bottom w:val="single" w:sz="2" w:space="0" w:color="BFC7D5"/>
+              <w:right w:val="single" w:sz="6" w:space="0" w:color="BFC7D5"/>
+            </w:tcBorders>
+            <w:vAlign w:val="center"/>
+          </w:tcPr>
+          <w:p>
+            <w:pPr>
+              <w:pStyle w:val="TableContents"/>
+              <w:bidi w:val="0"/>
+              <w:spacing w:before="0" w:after="283"/>
+              <w:jc w:val="left"/>
+              <w:rPr/>
+            </w:pPr>
+            <w:r>
+              <w:rPr/>
+              <w:t>Reviewed by</w:t>
+            </w:r>
+          </w:p>
+        </w:tc>
+        <w:tc>
+          <w:tcPr>
+            <w:tcW w:w="8732" w:type="dxa"/>
+            <w:tcBorders>
+              <w:left w:val="single" w:sz="2" w:space="0" w:color="BFC7D5"/>
+              <w:bottom w:val="single" w:sz="2" w:space="0" w:color="BFC7D5"/>
+              <w:right w:val="single" w:sz="6" w:space="0" w:color="BFC7D5"/>
+            </w:tcBorders>
+            <w:vAlign w:val="center"/>
+          </w:tcPr>
+          <w:p>
+            <w:pPr>
+              <w:pStyle w:val="TableContents"/>
+              <w:bidi w:val="0"/>
+              <w:spacing w:before="0" w:after="283"/>
+              <w:jc w:val="left"/>
+              <w:rPr/>
+            </w:pPr>
+            <w:r>
+              <w:rPr/>
+              <w:t>Alexander Peter (EchoMind Project Lead) — 2026-10-07</w:t>
+            </w:r>
+          </w:p>
+        </w:tc>
+      </w:tr>
+      <w:tr>
+        <w:trPr/>
+        <w:tc>
+          <w:tcPr>
+            <w:tcW w:w="2606" w:type="dxa"/>
+            <w:tcBorders>
+              <w:left w:val="single" w:sz="6" w:space="0" w:color="BFC7D5"/>
+              <w:bottom w:val="single" w:sz="2" w:space="0" w:color="BFC7D5"/>
+              <w:right w:val="single" w:sz="6" w:space="0" w:color="BFC7D5"/>
+            </w:tcBorders>
+            <w:vAlign w:val="center"/>
+          </w:tcPr>
+          <w:p>
+            <w:pPr>
+              <w:pStyle w:val="TableContents"/>
+              <w:bidi w:val="0"/>
+              <w:spacing w:before="0" w:after="283"/>
+              <w:jc w:val="left"/>
+              <w:rPr/>
+            </w:pPr>
+            <w:r>
+              <w:rPr/>
+              <w:t>Quality assurance</w:t>
+            </w:r>
+          </w:p>
+        </w:tc>
+        <w:tc>
+          <w:tcPr>
+            <w:tcW w:w="8732" w:type="dxa"/>
+            <w:tcBorders>
+              <w:left w:val="single" w:sz="2" w:space="0" w:color="BFC7D5"/>
+              <w:bottom w:val="single" w:sz="2" w:space="0" w:color="BFC7D5"/>
+              <w:right w:val="single" w:sz="6" w:space="0" w:color="BFC7D5"/>
+            </w:tcBorders>
+            <w:vAlign w:val="center"/>
+          </w:tcPr>
+          <w:p>
+            <w:pPr>
+              <w:pStyle w:val="TableContents"/>
+              <w:bidi w:val="0"/>
+              <w:spacing w:before="0" w:after="283"/>
+              <w:jc w:val="left"/>
+              <w:rPr/>
+            </w:pPr>
+            <w:r>
+              <w:rPr/>
+              <w:t>Sheryl Nazareth (QA / MR) — 2026-10-07</w:t>
+            </w:r>
+          </w:p>
+        </w:tc>
+      </w:tr>
+      <w:tr>
+        <w:trPr/>
+        <w:tc>
+          <w:tcPr>
+            <w:tcW w:w="2606" w:type="dxa"/>
+            <w:tcBorders>
+              <w:left w:val="single" w:sz="6" w:space="0" w:color="BFC7D5"/>
+              <w:bottom w:val="single" w:sz="2" w:space="0" w:color="BFC7D5"/>
+              <w:right w:val="single" w:sz="6" w:space="0" w:color="BFC7D5"/>
+            </w:tcBorders>
+            <w:vAlign w:val="center"/>
+          </w:tcPr>
+          <w:p>
+            <w:pPr>
+              <w:pStyle w:val="TableContents"/>
+              <w:bidi w:val="0"/>
+              <w:spacing w:before="0" w:after="283"/>
+              <w:jc w:val="left"/>
+              <w:rPr/>
+            </w:pPr>
+            <w:r>
+              <w:rPr/>
+              <w:t>Approved by</w:t>
+            </w:r>
+          </w:p>
+        </w:tc>
+        <w:tc>
+          <w:tcPr>
+            <w:tcW w:w="8732" w:type="dxa"/>
+            <w:tcBorders>
+              <w:left w:val="single" w:sz="2" w:space="0" w:color="BFC7D5"/>
+              <w:bottom w:val="single" w:sz="2" w:space="0" w:color="BFC7D5"/>
+              <w:right w:val="single" w:sz="6" w:space="0" w:color="BFC7D5"/>
+            </w:tcBorders>
+            <w:vAlign w:val="center"/>
+          </w:tcPr>
+          <w:p>
+            <w:pPr>
+              <w:pStyle w:val="TableContents"/>
+              <w:bidi w:val="0"/>
+              <w:spacing w:before="0" w:after="283"/>
+              <w:jc w:val="left"/>
+              <w:rPr/>
+            </w:pPr>
+            <w:r>
+              <w:rPr/>
+              <w:t>Anita Johan (Managing Director)</w:t>
+            </w:r>
+          </w:p>
+        </w:tc>
+      </w:tr>
+      <w:tr>
+        <w:trPr/>
+        <w:tc>
+          <w:tcPr>
+            <w:tcW w:w="2606" w:type="dxa"/>
+            <w:tcBorders>
+              <w:left w:val="single" w:sz="6" w:space="0" w:color="BFC7D5"/>
+              <w:bottom w:val="single" w:sz="2" w:space="0" w:color="BFC7D5"/>
+              <w:right w:val="single" w:sz="6" w:space="0" w:color="BFC7D5"/>
+            </w:tcBorders>
+            <w:vAlign w:val="center"/>
+          </w:tcPr>
+          <w:p>
+            <w:pPr>
+              <w:pStyle w:val="TableContents"/>
+              <w:bidi w:val="0"/>
+              <w:spacing w:before="0" w:after="283"/>
+              <w:jc w:val="left"/>
+              <w:rPr/>
+            </w:pPr>
+            <w:r>
+              <w:rPr/>
+              <w:t>Approval date</w:t>
+            </w:r>
+          </w:p>
+        </w:tc>
+        <w:tc>
+          <w:tcPr>
+            <w:tcW w:w="8732" w:type="dxa"/>
+            <w:tcBorders>
+              <w:left w:val="single" w:sz="2" w:space="0" w:color="BFC7D5"/>
+              <w:bottom w:val="single" w:sz="2" w:space="0" w:color="BFC7D5"/>
+              <w:right w:val="single" w:sz="6" w:space="0" w:color="BFC7D5"/>
+            </w:tcBorders>
+            <w:vAlign w:val="center"/>
+          </w:tcPr>
+          <w:p>
+            <w:pPr>
+              <w:pStyle w:val="TableContents"/>
+              <w:bidi w:val="0"/>
+              <w:spacing w:before="0" w:after="283"/>
+              <w:jc w:val="left"/>
+              <w:rPr/>
+            </w:pPr>
+            <w:r>
+              <w:rPr/>
+              <w:t>2026-10-07</w:t>
+            </w:r>
+          </w:p>
+        </w:tc>
+      </w:tr>
+      <w:tr>
+        <w:trPr/>
+        <w:tc>
+          <w:tcPr>
+            <w:tcW w:w="2606" w:type="dxa"/>
+            <w:tcBorders>
+              <w:left w:val="single" w:sz="6" w:space="0" w:color="BFC7D5"/>
+              <w:bottom w:val="single" w:sz="6" w:space="0" w:color="BFC7D5"/>
+              <w:right w:val="single" w:sz="6" w:space="0" w:color="BFC7D5"/>
+            </w:tcBorders>
+            <w:vAlign w:val="center"/>
+          </w:tcPr>
+          <w:p>
+            <w:pPr>
+              <w:pStyle w:val="TableContents"/>
+              <w:bidi w:val="0"/>
+              <w:spacing w:before="0" w:after="283"/>
+              <w:jc w:val="left"/>
+              <w:rPr/>
+            </w:pPr>
+            <w:r>
+              <w:rPr/>
+              <w:t>Approval record</w:t>
+            </w:r>
+          </w:p>
+        </w:tc>
+        <w:tc>
+          <w:tcPr>
+            <w:tcW w:w="8732" w:type="dxa"/>
+            <w:tcBorders>
+              <w:left w:val="single" w:sz="2" w:space="0" w:color="BFC7D5"/>
+              <w:bottom w:val="single" w:sz="6" w:space="0" w:color="BFC7D5"/>
+              <w:right w:val="single" w:sz="6" w:space="0" w:color="BFC7D5"/>
+            </w:tcBorders>
+            <w:vAlign w:val="center"/>
+          </w:tcPr>
+          <w:p>
+            <w:pPr>
+              <w:pStyle w:val="TableContents"/>
+              <w:bidi w:val="0"/>
+              <w:spacing w:before="0" w:after="283"/>
+              <w:jc w:val="left"/>
+              <w:rPr/>
+            </w:pPr>
+            <w:r>
+              <w:rPr>
+                <w:rStyle w:val="SourceText"/>
+              </w:rPr>
+              <w:t>records/approvals/2026-10-07_AR-2026-001_document_approval.md</w:t>
             </w:r>
           </w:p>
         </w:tc>
@@ -358,20 +722,20 @@
     </w:p>
     <w:tbl>
       <w:tblPr>
-        <w:tblW w:w="9932" w:type="dxa"/>
+        <w:tblW w:w="5000" w:type="pct"/>
         <w:jc w:val="left"/>
-        <w:tblInd w:w="0" w:type="dxa"/>
+        <w:tblInd w:w="-7" w:type="dxa"/>
         <w:tblLayout w:type="fixed"/>
         <w:tblCellMar>
-          <w:top w:w="28" w:type="dxa"/>
-          <w:left w:w="28" w:type="dxa"/>
-          <w:bottom w:w="28" w:type="dxa"/>
-          <w:right w:w="28" w:type="dxa"/>
+          <w:top w:w="60" w:type="dxa"/>
+          <w:left w:w="60" w:type="dxa"/>
+          <w:bottom w:w="60" w:type="dxa"/>
+          <w:right w:w="60" w:type="dxa"/>
         </w:tblCellMar>
       </w:tblPr>
       <w:tblGrid>
-        <w:gridCol w:w="4411"/>
-        <w:gridCol w:w="5521"/>
+        <w:gridCol w:w="5054"/>
+        <w:gridCol w:w="6284"/>
       </w:tblGrid>
       <w:tr>
         <w:trPr>
@@ -379,44 +743,60 @@
         </w:trPr>
         <w:tc>
           <w:tcPr>
-            <w:tcW w:w="4411" w:type="dxa"/>
-            <w:tcBorders/>
+            <w:tcW w:w="5054" w:type="dxa"/>
+            <w:tcBorders>
+              <w:top w:val="single" w:sz="6" w:space="0" w:color="BFC7D5"/>
+              <w:left w:val="single" w:sz="6" w:space="0" w:color="BFC7D5"/>
+              <w:bottom w:val="single" w:sz="2" w:space="0" w:color="BFC7D5"/>
+              <w:right w:val="single" w:sz="6" w:space="0" w:color="BFC7D5"/>
+            </w:tcBorders>
+            <w:shd w:fill="1F3A5F" w:val="clear"/>
             <w:vAlign w:val="center"/>
           </w:tcPr>
           <w:p>
             <w:pPr>
               <w:pStyle w:val="TableHeading"/>
-              <w:suppressLineNumbers/>
-              <w:shd w:fill="1F3A5F" w:val="clear"/>
-              <w:bidi w:val="0"/>
-              <w:spacing w:before="0" w:after="283"/>
-              <w:jc w:val="center"/>
-              <w:rPr/>
-            </w:pPr>
-            <w:r>
-              <w:rPr/>
+              <w:bidi w:val="0"/>
+              <w:spacing w:before="0" w:after="283"/>
+              <w:jc w:val="left"/>
+              <w:rPr>
+                <w:color w:val="FFFFFF"/>
+              </w:rPr>
+            </w:pPr>
+            <w:r>
+              <w:rPr>
+                <w:color w:val="FFFFFF"/>
+              </w:rPr>
               <w:t>Field</w:t>
             </w:r>
           </w:p>
         </w:tc>
         <w:tc>
           <w:tcPr>
-            <w:tcW w:w="5521" w:type="dxa"/>
-            <w:tcBorders/>
+            <w:tcW w:w="6284" w:type="dxa"/>
+            <w:tcBorders>
+              <w:top w:val="single" w:sz="6" w:space="0" w:color="BFC7D5"/>
+              <w:left w:val="single" w:sz="2" w:space="0" w:color="BFC7D5"/>
+              <w:bottom w:val="single" w:sz="2" w:space="0" w:color="BFC7D5"/>
+              <w:right w:val="single" w:sz="6" w:space="0" w:color="BFC7D5"/>
+            </w:tcBorders>
+            <w:shd w:fill="1F3A5F" w:val="clear"/>
             <w:vAlign w:val="center"/>
           </w:tcPr>
           <w:p>
             <w:pPr>
               <w:pStyle w:val="TableHeading"/>
-              <w:suppressLineNumbers/>
-              <w:shd w:fill="1F3A5F" w:val="clear"/>
-              <w:bidi w:val="0"/>
-              <w:spacing w:before="0" w:after="283"/>
-              <w:jc w:val="center"/>
-              <w:rPr/>
-            </w:pPr>
-            <w:r>
-              <w:rPr/>
+              <w:bidi w:val="0"/>
+              <w:spacing w:before="0" w:after="283"/>
+              <w:jc w:val="left"/>
+              <w:rPr>
+                <w:color w:val="FFFFFF"/>
+              </w:rPr>
+            </w:pPr>
+            <w:r>
+              <w:rPr>
+                <w:color w:val="FFFFFF"/>
+              </w:rPr>
               <w:t>Entry</w:t>
             </w:r>
           </w:p>
@@ -426,8 +806,12 @@
         <w:trPr/>
         <w:tc>
           <w:tcPr>
-            <w:tcW w:w="4411" w:type="dxa"/>
-            <w:tcBorders/>
+            <w:tcW w:w="5054" w:type="dxa"/>
+            <w:tcBorders>
+              <w:left w:val="single" w:sz="6" w:space="0" w:color="BFC7D5"/>
+              <w:bottom w:val="single" w:sz="2" w:space="0" w:color="BFC7D5"/>
+              <w:right w:val="single" w:sz="6" w:space="0" w:color="BFC7D5"/>
+            </w:tcBorders>
             <w:vAlign w:val="center"/>
           </w:tcPr>
           <w:p>
@@ -446,8 +830,12 @@
         </w:tc>
         <w:tc>
           <w:tcPr>
-            <w:tcW w:w="5521" w:type="dxa"/>
-            <w:tcBorders/>
+            <w:tcW w:w="6284" w:type="dxa"/>
+            <w:tcBorders>
+              <w:left w:val="single" w:sz="2" w:space="0" w:color="BFC7D5"/>
+              <w:bottom w:val="single" w:sz="2" w:space="0" w:color="BFC7D5"/>
+              <w:right w:val="single" w:sz="6" w:space="0" w:color="BFC7D5"/>
+            </w:tcBorders>
             <w:vAlign w:val="center"/>
           </w:tcPr>
           <w:p>
@@ -471,8 +859,12 @@
         <w:trPr/>
         <w:tc>
           <w:tcPr>
-            <w:tcW w:w="4411" w:type="dxa"/>
-            <w:tcBorders/>
+            <w:tcW w:w="5054" w:type="dxa"/>
+            <w:tcBorders>
+              <w:left w:val="single" w:sz="6" w:space="0" w:color="BFC7D5"/>
+              <w:bottom w:val="single" w:sz="2" w:space="0" w:color="BFC7D5"/>
+              <w:right w:val="single" w:sz="6" w:space="0" w:color="BFC7D5"/>
+            </w:tcBorders>
             <w:vAlign w:val="center"/>
           </w:tcPr>
           <w:p>
@@ -491,8 +883,12 @@
         </w:tc>
         <w:tc>
           <w:tcPr>
-            <w:tcW w:w="5521" w:type="dxa"/>
-            <w:tcBorders/>
+            <w:tcW w:w="6284" w:type="dxa"/>
+            <w:tcBorders>
+              <w:left w:val="single" w:sz="2" w:space="0" w:color="BFC7D5"/>
+              <w:bottom w:val="single" w:sz="2" w:space="0" w:color="BFC7D5"/>
+              <w:right w:val="single" w:sz="6" w:space="0" w:color="BFC7D5"/>
+            </w:tcBorders>
             <w:vAlign w:val="center"/>
           </w:tcPr>
           <w:p>
@@ -516,8 +912,12 @@
         <w:trPr/>
         <w:tc>
           <w:tcPr>
-            <w:tcW w:w="4411" w:type="dxa"/>
-            <w:tcBorders/>
+            <w:tcW w:w="5054" w:type="dxa"/>
+            <w:tcBorders>
+              <w:left w:val="single" w:sz="6" w:space="0" w:color="BFC7D5"/>
+              <w:bottom w:val="single" w:sz="2" w:space="0" w:color="BFC7D5"/>
+              <w:right w:val="single" w:sz="6" w:space="0" w:color="BFC7D5"/>
+            </w:tcBorders>
             <w:vAlign w:val="center"/>
           </w:tcPr>
           <w:p>
@@ -536,8 +936,12 @@
         </w:tc>
         <w:tc>
           <w:tcPr>
-            <w:tcW w:w="5521" w:type="dxa"/>
-            <w:tcBorders/>
+            <w:tcW w:w="6284" w:type="dxa"/>
+            <w:tcBorders>
+              <w:left w:val="single" w:sz="2" w:space="0" w:color="BFC7D5"/>
+              <w:bottom w:val="single" w:sz="2" w:space="0" w:color="BFC7D5"/>
+              <w:right w:val="single" w:sz="6" w:space="0" w:color="BFC7D5"/>
+            </w:tcBorders>
             <w:vAlign w:val="center"/>
           </w:tcPr>
           <w:p>
@@ -563,8 +967,12 @@
         <w:trPr/>
         <w:tc>
           <w:tcPr>
-            <w:tcW w:w="4411" w:type="dxa"/>
-            <w:tcBorders/>
+            <w:tcW w:w="5054" w:type="dxa"/>
+            <w:tcBorders>
+              <w:left w:val="single" w:sz="6" w:space="0" w:color="BFC7D5"/>
+              <w:bottom w:val="single" w:sz="2" w:space="0" w:color="BFC7D5"/>
+              <w:right w:val="single" w:sz="6" w:space="0" w:color="BFC7D5"/>
+            </w:tcBorders>
             <w:vAlign w:val="center"/>
           </w:tcPr>
           <w:p>
@@ -583,8 +991,12 @@
         </w:tc>
         <w:tc>
           <w:tcPr>
-            <w:tcW w:w="5521" w:type="dxa"/>
-            <w:tcBorders/>
+            <w:tcW w:w="6284" w:type="dxa"/>
+            <w:tcBorders>
+              <w:left w:val="single" w:sz="2" w:space="0" w:color="BFC7D5"/>
+              <w:bottom w:val="single" w:sz="2" w:space="0" w:color="BFC7D5"/>
+              <w:right w:val="single" w:sz="6" w:space="0" w:color="BFC7D5"/>
+            </w:tcBorders>
             <w:vAlign w:val="center"/>
           </w:tcPr>
           <w:p>
@@ -608,8 +1020,12 @@
         <w:trPr/>
         <w:tc>
           <w:tcPr>
-            <w:tcW w:w="4411" w:type="dxa"/>
-            <w:tcBorders/>
+            <w:tcW w:w="5054" w:type="dxa"/>
+            <w:tcBorders>
+              <w:left w:val="single" w:sz="6" w:space="0" w:color="BFC7D5"/>
+              <w:bottom w:val="single" w:sz="2" w:space="0" w:color="BFC7D5"/>
+              <w:right w:val="single" w:sz="6" w:space="0" w:color="BFC7D5"/>
+            </w:tcBorders>
             <w:vAlign w:val="center"/>
           </w:tcPr>
           <w:p>
@@ -628,8 +1044,12 @@
         </w:tc>
         <w:tc>
           <w:tcPr>
-            <w:tcW w:w="5521" w:type="dxa"/>
-            <w:tcBorders/>
+            <w:tcW w:w="6284" w:type="dxa"/>
+            <w:tcBorders>
+              <w:left w:val="single" w:sz="2" w:space="0" w:color="BFC7D5"/>
+              <w:bottom w:val="single" w:sz="2" w:space="0" w:color="BFC7D5"/>
+              <w:right w:val="single" w:sz="6" w:space="0" w:color="BFC7D5"/>
+            </w:tcBorders>
             <w:vAlign w:val="center"/>
           </w:tcPr>
           <w:p>
@@ -653,8 +1073,12 @@
         <w:trPr/>
         <w:tc>
           <w:tcPr>
-            <w:tcW w:w="4411" w:type="dxa"/>
-            <w:tcBorders/>
+            <w:tcW w:w="5054" w:type="dxa"/>
+            <w:tcBorders>
+              <w:left w:val="single" w:sz="6" w:space="0" w:color="BFC7D5"/>
+              <w:bottom w:val="single" w:sz="2" w:space="0" w:color="BFC7D5"/>
+              <w:right w:val="single" w:sz="6" w:space="0" w:color="BFC7D5"/>
+            </w:tcBorders>
             <w:vAlign w:val="center"/>
           </w:tcPr>
           <w:p>
@@ -683,8 +1107,12 @@
         </w:tc>
         <w:tc>
           <w:tcPr>
-            <w:tcW w:w="5521" w:type="dxa"/>
-            <w:tcBorders/>
+            <w:tcW w:w="6284" w:type="dxa"/>
+            <w:tcBorders>
+              <w:left w:val="single" w:sz="2" w:space="0" w:color="BFC7D5"/>
+              <w:bottom w:val="single" w:sz="2" w:space="0" w:color="BFC7D5"/>
+              <w:right w:val="single" w:sz="6" w:space="0" w:color="BFC7D5"/>
+            </w:tcBorders>
             <w:vAlign w:val="center"/>
           </w:tcPr>
           <w:p>
@@ -708,8 +1136,12 @@
         <w:trPr/>
         <w:tc>
           <w:tcPr>
-            <w:tcW w:w="4411" w:type="dxa"/>
-            <w:tcBorders/>
+            <w:tcW w:w="5054" w:type="dxa"/>
+            <w:tcBorders>
+              <w:left w:val="single" w:sz="6" w:space="0" w:color="BFC7D5"/>
+              <w:bottom w:val="single" w:sz="6" w:space="0" w:color="BFC7D5"/>
+              <w:right w:val="single" w:sz="6" w:space="0" w:color="BFC7D5"/>
+            </w:tcBorders>
             <w:vAlign w:val="center"/>
           </w:tcPr>
           <w:p>
@@ -738,8 +1170,12 @@
         </w:tc>
         <w:tc>
           <w:tcPr>
-            <w:tcW w:w="5521" w:type="dxa"/>
-            <w:tcBorders/>
+            <w:tcW w:w="6284" w:type="dxa"/>
+            <w:tcBorders>
+              <w:left w:val="single" w:sz="2" w:space="0" w:color="BFC7D5"/>
+              <w:bottom w:val="single" w:sz="6" w:space="0" w:color="BFC7D5"/>
+              <w:right w:val="single" w:sz="6" w:space="0" w:color="BFC7D5"/>
+            </w:tcBorders>
             <w:vAlign w:val="center"/>
           </w:tcPr>
           <w:p>
@@ -774,21 +1210,21 @@
     </w:p>
     <w:tbl>
       <w:tblPr>
-        <w:tblW w:w="7953" w:type="dxa"/>
+        <w:tblW w:w="5000" w:type="pct"/>
         <w:jc w:val="left"/>
-        <w:tblInd w:w="0" w:type="dxa"/>
+        <w:tblInd w:w="-7" w:type="dxa"/>
         <w:tblLayout w:type="fixed"/>
         <w:tblCellMar>
-          <w:top w:w="28" w:type="dxa"/>
-          <w:left w:w="28" w:type="dxa"/>
-          <w:bottom w:w="28" w:type="dxa"/>
-          <w:right w:w="28" w:type="dxa"/>
+          <w:top w:w="60" w:type="dxa"/>
+          <w:left w:w="60" w:type="dxa"/>
+          <w:bottom w:w="60" w:type="dxa"/>
+          <w:right w:w="60" w:type="dxa"/>
         </w:tblCellMar>
       </w:tblPr>
       <w:tblGrid>
-        <w:gridCol w:w="211"/>
-        <w:gridCol w:w="3466"/>
-        <w:gridCol w:w="4276"/>
+        <w:gridCol w:w="346"/>
+        <w:gridCol w:w="4945"/>
+        <w:gridCol w:w="6047"/>
       </w:tblGrid>
       <w:tr>
         <w:trPr>
@@ -796,66 +1232,90 @@
         </w:trPr>
         <w:tc>
           <w:tcPr>
-            <w:tcW w:w="211" w:type="dxa"/>
-            <w:tcBorders/>
+            <w:tcW w:w="346" w:type="dxa"/>
+            <w:tcBorders>
+              <w:top w:val="single" w:sz="6" w:space="0" w:color="BFC7D5"/>
+              <w:left w:val="single" w:sz="6" w:space="0" w:color="BFC7D5"/>
+              <w:bottom w:val="single" w:sz="2" w:space="0" w:color="BFC7D5"/>
+              <w:right w:val="single" w:sz="6" w:space="0" w:color="BFC7D5"/>
+            </w:tcBorders>
+            <w:shd w:fill="1F3A5F" w:val="clear"/>
             <w:vAlign w:val="center"/>
           </w:tcPr>
           <w:p>
             <w:pPr>
               <w:pStyle w:val="TableHeading"/>
-              <w:suppressLineNumbers/>
-              <w:shd w:fill="1F3A5F" w:val="clear"/>
-              <w:bidi w:val="0"/>
-              <w:spacing w:before="0" w:after="283"/>
-              <w:jc w:val="center"/>
-              <w:rPr/>
-            </w:pPr>
-            <w:r>
-              <w:rPr/>
+              <w:bidi w:val="0"/>
+              <w:spacing w:before="0" w:after="283"/>
+              <w:jc w:val="left"/>
+              <w:rPr>
+                <w:color w:val="FFFFFF"/>
+              </w:rPr>
+            </w:pPr>
+            <w:r>
+              <w:rPr>
+                <w:color w:val="FFFFFF"/>
+              </w:rPr>
               <w:t>#</w:t>
             </w:r>
           </w:p>
         </w:tc>
         <w:tc>
           <w:tcPr>
-            <w:tcW w:w="3466" w:type="dxa"/>
-            <w:tcBorders/>
+            <w:tcW w:w="4945" w:type="dxa"/>
+            <w:tcBorders>
+              <w:top w:val="single" w:sz="6" w:space="0" w:color="BFC7D5"/>
+              <w:left w:val="single" w:sz="2" w:space="0" w:color="BFC7D5"/>
+              <w:bottom w:val="single" w:sz="2" w:space="0" w:color="BFC7D5"/>
+              <w:right w:val="single" w:sz="6" w:space="0" w:color="BFC7D5"/>
+            </w:tcBorders>
+            <w:shd w:fill="1F3A5F" w:val="clear"/>
             <w:vAlign w:val="center"/>
           </w:tcPr>
           <w:p>
             <w:pPr>
               <w:pStyle w:val="TableHeading"/>
-              <w:suppressLineNumbers/>
-              <w:shd w:fill="1F3A5F" w:val="clear"/>
-              <w:bidi w:val="0"/>
-              <w:spacing w:before="0" w:after="283"/>
-              <w:jc w:val="center"/>
-              <w:rPr/>
-            </w:pPr>
-            <w:r>
-              <w:rPr/>
+              <w:bidi w:val="0"/>
+              <w:spacing w:before="0" w:after="283"/>
+              <w:jc w:val="left"/>
+              <w:rPr>
+                <w:color w:val="FFFFFF"/>
+              </w:rPr>
+            </w:pPr>
+            <w:r>
+              <w:rPr>
+                <w:color w:val="FFFFFF"/>
+              </w:rPr>
               <w:t>Input</w:t>
             </w:r>
           </w:p>
         </w:tc>
         <w:tc>
           <w:tcPr>
-            <w:tcW w:w="4276" w:type="dxa"/>
-            <w:tcBorders/>
+            <w:tcW w:w="6047" w:type="dxa"/>
+            <w:tcBorders>
+              <w:top w:val="single" w:sz="6" w:space="0" w:color="BFC7D5"/>
+              <w:left w:val="single" w:sz="2" w:space="0" w:color="BFC7D5"/>
+              <w:bottom w:val="single" w:sz="2" w:space="0" w:color="BFC7D5"/>
+              <w:right w:val="single" w:sz="6" w:space="0" w:color="BFC7D5"/>
+            </w:tcBorders>
+            <w:shd w:fill="1F3A5F" w:val="clear"/>
             <w:vAlign w:val="center"/>
           </w:tcPr>
           <w:p>
             <w:pPr>
               <w:pStyle w:val="TableHeading"/>
-              <w:suppressLineNumbers/>
-              <w:shd w:fill="1F3A5F" w:val="clear"/>
-              <w:bidi w:val="0"/>
-              <w:spacing w:before="0" w:after="283"/>
-              <w:jc w:val="center"/>
-              <w:rPr/>
-            </w:pPr>
-            <w:r>
-              <w:rPr/>
+              <w:bidi w:val="0"/>
+              <w:spacing w:before="0" w:after="283"/>
+              <w:jc w:val="left"/>
+              <w:rPr>
+                <w:color w:val="FFFFFF"/>
+              </w:rPr>
+            </w:pPr>
+            <w:r>
+              <w:rPr>
+                <w:color w:val="FFFFFF"/>
+              </w:rPr>
               <w:t>Source (path / record / customer requirement ref)</w:t>
             </w:r>
           </w:p>
@@ -865,8 +1325,12 @@
         <w:trPr/>
         <w:tc>
           <w:tcPr>
-            <w:tcW w:w="211" w:type="dxa"/>
-            <w:tcBorders/>
+            <w:tcW w:w="346" w:type="dxa"/>
+            <w:tcBorders>
+              <w:left w:val="single" w:sz="6" w:space="0" w:color="BFC7D5"/>
+              <w:bottom w:val="single" w:sz="2" w:space="0" w:color="BFC7D5"/>
+              <w:right w:val="single" w:sz="6" w:space="0" w:color="BFC7D5"/>
+            </w:tcBorders>
             <w:vAlign w:val="center"/>
           </w:tcPr>
           <w:p>
@@ -885,8 +1349,12 @@
         </w:tc>
         <w:tc>
           <w:tcPr>
-            <w:tcW w:w="3466" w:type="dxa"/>
-            <w:tcBorders/>
+            <w:tcW w:w="4945" w:type="dxa"/>
+            <w:tcBorders>
+              <w:left w:val="single" w:sz="2" w:space="0" w:color="BFC7D5"/>
+              <w:bottom w:val="single" w:sz="2" w:space="0" w:color="BFC7D5"/>
+              <w:right w:val="single" w:sz="6" w:space="0" w:color="BFC7D5"/>
+            </w:tcBorders>
             <w:vAlign w:val="center"/>
           </w:tcPr>
           <w:p>
@@ -907,8 +1375,12 @@
         </w:tc>
         <w:tc>
           <w:tcPr>
-            <w:tcW w:w="4276" w:type="dxa"/>
-            <w:tcBorders/>
+            <w:tcW w:w="6047" w:type="dxa"/>
+            <w:tcBorders>
+              <w:left w:val="single" w:sz="2" w:space="0" w:color="BFC7D5"/>
+              <w:bottom w:val="single" w:sz="2" w:space="0" w:color="BFC7D5"/>
+              <w:right w:val="single" w:sz="6" w:space="0" w:color="BFC7D5"/>
+            </w:tcBorders>
             <w:vAlign w:val="center"/>
           </w:tcPr>
           <w:p>
@@ -932,8 +1404,12 @@
         <w:trPr/>
         <w:tc>
           <w:tcPr>
-            <w:tcW w:w="211" w:type="dxa"/>
-            <w:tcBorders/>
+            <w:tcW w:w="346" w:type="dxa"/>
+            <w:tcBorders>
+              <w:left w:val="single" w:sz="6" w:space="0" w:color="BFC7D5"/>
+              <w:bottom w:val="single" w:sz="2" w:space="0" w:color="BFC7D5"/>
+              <w:right w:val="single" w:sz="6" w:space="0" w:color="BFC7D5"/>
+            </w:tcBorders>
             <w:vAlign w:val="center"/>
           </w:tcPr>
           <w:p>
@@ -952,8 +1428,12 @@
         </w:tc>
         <w:tc>
           <w:tcPr>
-            <w:tcW w:w="3466" w:type="dxa"/>
-            <w:tcBorders/>
+            <w:tcW w:w="4945" w:type="dxa"/>
+            <w:tcBorders>
+              <w:left w:val="single" w:sz="2" w:space="0" w:color="BFC7D5"/>
+              <w:bottom w:val="single" w:sz="2" w:space="0" w:color="BFC7D5"/>
+              <w:right w:val="single" w:sz="6" w:space="0" w:color="BFC7D5"/>
+            </w:tcBorders>
             <w:vAlign w:val="center"/>
           </w:tcPr>
           <w:p>
@@ -974,8 +1454,12 @@
         </w:tc>
         <w:tc>
           <w:tcPr>
-            <w:tcW w:w="4276" w:type="dxa"/>
-            <w:tcBorders/>
+            <w:tcW w:w="6047" w:type="dxa"/>
+            <w:tcBorders>
+              <w:left w:val="single" w:sz="2" w:space="0" w:color="BFC7D5"/>
+              <w:bottom w:val="single" w:sz="2" w:space="0" w:color="BFC7D5"/>
+              <w:right w:val="single" w:sz="6" w:space="0" w:color="BFC7D5"/>
+            </w:tcBorders>
             <w:vAlign w:val="center"/>
           </w:tcPr>
           <w:p>
@@ -999,8 +1483,12 @@
         <w:trPr/>
         <w:tc>
           <w:tcPr>
-            <w:tcW w:w="211" w:type="dxa"/>
-            <w:tcBorders/>
+            <w:tcW w:w="346" w:type="dxa"/>
+            <w:tcBorders>
+              <w:left w:val="single" w:sz="6" w:space="0" w:color="BFC7D5"/>
+              <w:bottom w:val="single" w:sz="6" w:space="0" w:color="BFC7D5"/>
+              <w:right w:val="single" w:sz="6" w:space="0" w:color="BFC7D5"/>
+            </w:tcBorders>
             <w:vAlign w:val="center"/>
           </w:tcPr>
           <w:p>
@@ -1019,8 +1507,12 @@
         </w:tc>
         <w:tc>
           <w:tcPr>
-            <w:tcW w:w="3466" w:type="dxa"/>
-            <w:tcBorders/>
+            <w:tcW w:w="4945" w:type="dxa"/>
+            <w:tcBorders>
+              <w:left w:val="single" w:sz="2" w:space="0" w:color="BFC7D5"/>
+              <w:bottom w:val="single" w:sz="6" w:space="0" w:color="BFC7D5"/>
+              <w:right w:val="single" w:sz="6" w:space="0" w:color="BFC7D5"/>
+            </w:tcBorders>
             <w:vAlign w:val="center"/>
           </w:tcPr>
           <w:p>
@@ -1041,8 +1533,12 @@
         </w:tc>
         <w:tc>
           <w:tcPr>
-            <w:tcW w:w="4276" w:type="dxa"/>
-            <w:tcBorders/>
+            <w:tcW w:w="6047" w:type="dxa"/>
+            <w:tcBorders>
+              <w:left w:val="single" w:sz="2" w:space="0" w:color="BFC7D5"/>
+              <w:bottom w:val="single" w:sz="6" w:space="0" w:color="BFC7D5"/>
+              <w:right w:val="single" w:sz="6" w:space="0" w:color="BFC7D5"/>
+            </w:tcBorders>
             <w:vAlign w:val="center"/>
           </w:tcPr>
           <w:p>
@@ -1077,22 +1573,22 @@
     </w:p>
     <w:tbl>
       <w:tblPr>
-        <w:tblW w:w="7774" w:type="dxa"/>
+        <w:tblW w:w="5000" w:type="pct"/>
         <w:jc w:val="left"/>
-        <w:tblInd w:w="0" w:type="dxa"/>
+        <w:tblInd w:w="-7" w:type="dxa"/>
         <w:tblLayout w:type="fixed"/>
         <w:tblCellMar>
-          <w:top w:w="28" w:type="dxa"/>
-          <w:left w:w="28" w:type="dxa"/>
-          <w:bottom w:w="28" w:type="dxa"/>
-          <w:right w:w="28" w:type="dxa"/>
+          <w:top w:w="60" w:type="dxa"/>
+          <w:left w:w="60" w:type="dxa"/>
+          <w:bottom w:w="60" w:type="dxa"/>
+          <w:right w:w="60" w:type="dxa"/>
         </w:tblCellMar>
       </w:tblPr>
       <w:tblGrid>
-        <w:gridCol w:w="211"/>
-        <w:gridCol w:w="2626"/>
-        <w:gridCol w:w="3016"/>
-        <w:gridCol w:w="1921"/>
+        <w:gridCol w:w="352"/>
+        <w:gridCol w:w="3827"/>
+        <w:gridCol w:w="4389"/>
+        <w:gridCol w:w="2770"/>
       </w:tblGrid>
       <w:tr>
         <w:trPr>
@@ -1100,88 +1596,120 @@
         </w:trPr>
         <w:tc>
           <w:tcPr>
-            <w:tcW w:w="211" w:type="dxa"/>
-            <w:tcBorders/>
+            <w:tcW w:w="352" w:type="dxa"/>
+            <w:tcBorders>
+              <w:top w:val="single" w:sz="6" w:space="0" w:color="BFC7D5"/>
+              <w:left w:val="single" w:sz="6" w:space="0" w:color="BFC7D5"/>
+              <w:bottom w:val="single" w:sz="2" w:space="0" w:color="BFC7D5"/>
+              <w:right w:val="single" w:sz="6" w:space="0" w:color="BFC7D5"/>
+            </w:tcBorders>
+            <w:shd w:fill="1F3A5F" w:val="clear"/>
             <w:vAlign w:val="center"/>
           </w:tcPr>
           <w:p>
             <w:pPr>
               <w:pStyle w:val="TableHeading"/>
-              <w:suppressLineNumbers/>
-              <w:shd w:fill="1F3A5F" w:val="clear"/>
-              <w:bidi w:val="0"/>
-              <w:spacing w:before="0" w:after="283"/>
-              <w:jc w:val="center"/>
-              <w:rPr/>
-            </w:pPr>
-            <w:r>
-              <w:rPr/>
+              <w:bidi w:val="0"/>
+              <w:spacing w:before="0" w:after="283"/>
+              <w:jc w:val="left"/>
+              <w:rPr>
+                <w:color w:val="FFFFFF"/>
+              </w:rPr>
+            </w:pPr>
+            <w:r>
+              <w:rPr>
+                <w:color w:val="FFFFFF"/>
+              </w:rPr>
               <w:t>#</w:t>
             </w:r>
           </w:p>
         </w:tc>
         <w:tc>
           <w:tcPr>
-            <w:tcW w:w="2626" w:type="dxa"/>
-            <w:tcBorders/>
+            <w:tcW w:w="3827" w:type="dxa"/>
+            <w:tcBorders>
+              <w:top w:val="single" w:sz="6" w:space="0" w:color="BFC7D5"/>
+              <w:left w:val="single" w:sz="2" w:space="0" w:color="BFC7D5"/>
+              <w:bottom w:val="single" w:sz="2" w:space="0" w:color="BFC7D5"/>
+              <w:right w:val="single" w:sz="6" w:space="0" w:color="BFC7D5"/>
+            </w:tcBorders>
+            <w:shd w:fill="1F3A5F" w:val="clear"/>
             <w:vAlign w:val="center"/>
           </w:tcPr>
           <w:p>
             <w:pPr>
               <w:pStyle w:val="TableHeading"/>
-              <w:suppressLineNumbers/>
-              <w:shd w:fill="1F3A5F" w:val="clear"/>
-              <w:bidi w:val="0"/>
-              <w:spacing w:before="0" w:after="283"/>
-              <w:jc w:val="center"/>
-              <w:rPr/>
-            </w:pPr>
-            <w:r>
-              <w:rPr/>
+              <w:bidi w:val="0"/>
+              <w:spacing w:before="0" w:after="283"/>
+              <w:jc w:val="left"/>
+              <w:rPr>
+                <w:color w:val="FFFFFF"/>
+              </w:rPr>
+            </w:pPr>
+            <w:r>
+              <w:rPr>
+                <w:color w:val="FFFFFF"/>
+              </w:rPr>
               <w:t>Requirement</w:t>
             </w:r>
           </w:p>
         </w:tc>
         <w:tc>
           <w:tcPr>
-            <w:tcW w:w="3016" w:type="dxa"/>
-            <w:tcBorders/>
+            <w:tcW w:w="4389" w:type="dxa"/>
+            <w:tcBorders>
+              <w:top w:val="single" w:sz="6" w:space="0" w:color="BFC7D5"/>
+              <w:left w:val="single" w:sz="2" w:space="0" w:color="BFC7D5"/>
+              <w:bottom w:val="single" w:sz="2" w:space="0" w:color="BFC7D5"/>
+              <w:right w:val="single" w:sz="6" w:space="0" w:color="BFC7D5"/>
+            </w:tcBorders>
+            <w:shd w:fill="1F3A5F" w:val="clear"/>
             <w:vAlign w:val="center"/>
           </w:tcPr>
           <w:p>
             <w:pPr>
               <w:pStyle w:val="TableHeading"/>
-              <w:suppressLineNumbers/>
-              <w:shd w:fill="1F3A5F" w:val="clear"/>
-              <w:bidi w:val="0"/>
-              <w:spacing w:before="0" w:after="283"/>
-              <w:jc w:val="center"/>
-              <w:rPr/>
-            </w:pPr>
-            <w:r>
-              <w:rPr/>
+              <w:bidi w:val="0"/>
+              <w:spacing w:before="0" w:after="283"/>
+              <w:jc w:val="left"/>
+              <w:rPr>
+                <w:color w:val="FFFFFF"/>
+              </w:rPr>
+            </w:pPr>
+            <w:r>
+              <w:rPr>
+                <w:color w:val="FFFFFF"/>
+              </w:rPr>
               <w:t>Acceptance criterion (measurable)</w:t>
             </w:r>
           </w:p>
         </w:tc>
         <w:tc>
           <w:tcPr>
-            <w:tcW w:w="1921" w:type="dxa"/>
-            <w:tcBorders/>
+            <w:tcW w:w="2770" w:type="dxa"/>
+            <w:tcBorders>
+              <w:top w:val="single" w:sz="6" w:space="0" w:color="BFC7D5"/>
+              <w:left w:val="single" w:sz="2" w:space="0" w:color="BFC7D5"/>
+              <w:bottom w:val="single" w:sz="2" w:space="0" w:color="BFC7D5"/>
+              <w:right w:val="single" w:sz="6" w:space="0" w:color="BFC7D5"/>
+            </w:tcBorders>
+            <w:shd w:fill="1F3A5F" w:val="clear"/>
             <w:vAlign w:val="center"/>
           </w:tcPr>
           <w:p>
             <w:pPr>
               <w:pStyle w:val="TableHeading"/>
-              <w:suppressLineNumbers/>
-              <w:shd w:fill="1F3A5F" w:val="clear"/>
-              <w:bidi w:val="0"/>
-              <w:spacing w:before="0" w:after="283"/>
-              <w:jc w:val="center"/>
-              <w:rPr/>
-            </w:pPr>
-            <w:r>
-              <w:rPr/>
+              <w:bidi w:val="0"/>
+              <w:spacing w:before="0" w:after="283"/>
+              <w:jc w:val="left"/>
+              <w:rPr>
+                <w:color w:val="FFFFFF"/>
+              </w:rPr>
+            </w:pPr>
+            <w:r>
+              <w:rPr>
+                <w:color w:val="FFFFFF"/>
+              </w:rPr>
               <w:t>Met?</w:t>
             </w:r>
           </w:p>
@@ -1191,8 +1719,12 @@
         <w:trPr/>
         <w:tc>
           <w:tcPr>
-            <w:tcW w:w="211" w:type="dxa"/>
-            <w:tcBorders/>
+            <w:tcW w:w="352" w:type="dxa"/>
+            <w:tcBorders>
+              <w:left w:val="single" w:sz="6" w:space="0" w:color="BFC7D5"/>
+              <w:bottom w:val="single" w:sz="2" w:space="0" w:color="BFC7D5"/>
+              <w:right w:val="single" w:sz="6" w:space="0" w:color="BFC7D5"/>
+            </w:tcBorders>
             <w:vAlign w:val="center"/>
           </w:tcPr>
           <w:p>
@@ -1211,8 +1743,12 @@
         </w:tc>
         <w:tc>
           <w:tcPr>
-            <w:tcW w:w="2626" w:type="dxa"/>
-            <w:tcBorders/>
+            <w:tcW w:w="3827" w:type="dxa"/>
+            <w:tcBorders>
+              <w:left w:val="single" w:sz="2" w:space="0" w:color="BFC7D5"/>
+              <w:bottom w:val="single" w:sz="2" w:space="0" w:color="BFC7D5"/>
+              <w:right w:val="single" w:sz="6" w:space="0" w:color="BFC7D5"/>
+            </w:tcBorders>
             <w:vAlign w:val="center"/>
           </w:tcPr>
           <w:p>
@@ -1233,8 +1769,12 @@
         </w:tc>
         <w:tc>
           <w:tcPr>
-            <w:tcW w:w="3016" w:type="dxa"/>
-            <w:tcBorders/>
+            <w:tcW w:w="4389" w:type="dxa"/>
+            <w:tcBorders>
+              <w:left w:val="single" w:sz="2" w:space="0" w:color="BFC7D5"/>
+              <w:bottom w:val="single" w:sz="2" w:space="0" w:color="BFC7D5"/>
+              <w:right w:val="single" w:sz="6" w:space="0" w:color="BFC7D5"/>
+            </w:tcBorders>
             <w:vAlign w:val="center"/>
           </w:tcPr>
           <w:p>
@@ -1255,8 +1795,12 @@
         </w:tc>
         <w:tc>
           <w:tcPr>
-            <w:tcW w:w="1921" w:type="dxa"/>
-            <w:tcBorders/>
+            <w:tcW w:w="2770" w:type="dxa"/>
+            <w:tcBorders>
+              <w:left w:val="single" w:sz="2" w:space="0" w:color="BFC7D5"/>
+              <w:bottom w:val="single" w:sz="2" w:space="0" w:color="BFC7D5"/>
+              <w:right w:val="single" w:sz="6" w:space="0" w:color="BFC7D5"/>
+            </w:tcBorders>
             <w:vAlign w:val="center"/>
           </w:tcPr>
           <w:p>
@@ -1282,8 +1826,12 @@
         <w:trPr/>
         <w:tc>
           <w:tcPr>
-            <w:tcW w:w="211" w:type="dxa"/>
-            <w:tcBorders/>
+            <w:tcW w:w="352" w:type="dxa"/>
+            <w:tcBorders>
+              <w:left w:val="single" w:sz="6" w:space="0" w:color="BFC7D5"/>
+              <w:bottom w:val="single" w:sz="2" w:space="0" w:color="BFC7D5"/>
+              <w:right w:val="single" w:sz="6" w:space="0" w:color="BFC7D5"/>
+            </w:tcBorders>
             <w:vAlign w:val="center"/>
           </w:tcPr>
           <w:p>
@@ -1302,8 +1850,12 @@
         </w:tc>
         <w:tc>
           <w:tcPr>
-            <w:tcW w:w="2626" w:type="dxa"/>
-            <w:tcBorders/>
+            <w:tcW w:w="3827" w:type="dxa"/>
+            <w:tcBorders>
+              <w:left w:val="single" w:sz="2" w:space="0" w:color="BFC7D5"/>
+              <w:bottom w:val="single" w:sz="2" w:space="0" w:color="BFC7D5"/>
+              <w:right w:val="single" w:sz="6" w:space="0" w:color="BFC7D5"/>
+            </w:tcBorders>
             <w:vAlign w:val="center"/>
           </w:tcPr>
           <w:p>
@@ -1324,8 +1876,12 @@
         </w:tc>
         <w:tc>
           <w:tcPr>
-            <w:tcW w:w="3016" w:type="dxa"/>
-            <w:tcBorders/>
+            <w:tcW w:w="4389" w:type="dxa"/>
+            <w:tcBorders>
+              <w:left w:val="single" w:sz="2" w:space="0" w:color="BFC7D5"/>
+              <w:bottom w:val="single" w:sz="2" w:space="0" w:color="BFC7D5"/>
+              <w:right w:val="single" w:sz="6" w:space="0" w:color="BFC7D5"/>
+            </w:tcBorders>
             <w:vAlign w:val="center"/>
           </w:tcPr>
           <w:p>
@@ -1346,8 +1902,12 @@
         </w:tc>
         <w:tc>
           <w:tcPr>
-            <w:tcW w:w="1921" w:type="dxa"/>
-            <w:tcBorders/>
+            <w:tcW w:w="2770" w:type="dxa"/>
+            <w:tcBorders>
+              <w:left w:val="single" w:sz="2" w:space="0" w:color="BFC7D5"/>
+              <w:bottom w:val="single" w:sz="2" w:space="0" w:color="BFC7D5"/>
+              <w:right w:val="single" w:sz="6" w:space="0" w:color="BFC7D5"/>
+            </w:tcBorders>
             <w:vAlign w:val="center"/>
           </w:tcPr>
           <w:p>
@@ -1373,8 +1933,12 @@
         <w:trPr/>
         <w:tc>
           <w:tcPr>
-            <w:tcW w:w="211" w:type="dxa"/>
-            <w:tcBorders/>
+            <w:tcW w:w="352" w:type="dxa"/>
+            <w:tcBorders>
+              <w:left w:val="single" w:sz="6" w:space="0" w:color="BFC7D5"/>
+              <w:bottom w:val="single" w:sz="6" w:space="0" w:color="BFC7D5"/>
+              <w:right w:val="single" w:sz="6" w:space="0" w:color="BFC7D5"/>
+            </w:tcBorders>
             <w:vAlign w:val="center"/>
           </w:tcPr>
           <w:p>
@@ -1393,8 +1957,12 @@
         </w:tc>
         <w:tc>
           <w:tcPr>
-            <w:tcW w:w="2626" w:type="dxa"/>
-            <w:tcBorders/>
+            <w:tcW w:w="3827" w:type="dxa"/>
+            <w:tcBorders>
+              <w:left w:val="single" w:sz="2" w:space="0" w:color="BFC7D5"/>
+              <w:bottom w:val="single" w:sz="6" w:space="0" w:color="BFC7D5"/>
+              <w:right w:val="single" w:sz="6" w:space="0" w:color="BFC7D5"/>
+            </w:tcBorders>
             <w:vAlign w:val="center"/>
           </w:tcPr>
           <w:p>
@@ -1415,8 +1983,12 @@
         </w:tc>
         <w:tc>
           <w:tcPr>
-            <w:tcW w:w="3016" w:type="dxa"/>
-            <w:tcBorders/>
+            <w:tcW w:w="4389" w:type="dxa"/>
+            <w:tcBorders>
+              <w:left w:val="single" w:sz="2" w:space="0" w:color="BFC7D5"/>
+              <w:bottom w:val="single" w:sz="6" w:space="0" w:color="BFC7D5"/>
+              <w:right w:val="single" w:sz="6" w:space="0" w:color="BFC7D5"/>
+            </w:tcBorders>
             <w:vAlign w:val="center"/>
           </w:tcPr>
           <w:p>
@@ -1437,8 +2009,12 @@
         </w:tc>
         <w:tc>
           <w:tcPr>
-            <w:tcW w:w="1921" w:type="dxa"/>
-            <w:tcBorders/>
+            <w:tcW w:w="2770" w:type="dxa"/>
+            <w:tcBorders>
+              <w:left w:val="single" w:sz="2" w:space="0" w:color="BFC7D5"/>
+              <w:bottom w:val="single" w:sz="6" w:space="0" w:color="BFC7D5"/>
+              <w:right w:val="single" w:sz="6" w:space="0" w:color="BFC7D5"/>
+            </w:tcBorders>
             <w:vAlign w:val="center"/>
           </w:tcPr>
           <w:p>
@@ -1501,23 +2077,23 @@
     </w:p>
     <w:tbl>
       <w:tblPr>
-        <w:tblW w:w="8030" w:type="dxa"/>
+        <w:tblW w:w="5000" w:type="pct"/>
         <w:jc w:val="left"/>
-        <w:tblInd w:w="0" w:type="dxa"/>
+        <w:tblInd w:w="-7" w:type="dxa"/>
         <w:tblLayout w:type="fixed"/>
         <w:tblCellMar>
-          <w:top w:w="28" w:type="dxa"/>
-          <w:left w:w="28" w:type="dxa"/>
-          <w:bottom w:w="28" w:type="dxa"/>
-          <w:right w:w="28" w:type="dxa"/>
+          <w:top w:w="60" w:type="dxa"/>
+          <w:left w:w="60" w:type="dxa"/>
+          <w:bottom w:w="60" w:type="dxa"/>
+          <w:right w:w="60" w:type="dxa"/>
         </w:tblCellMar>
       </w:tblPr>
       <w:tblGrid>
-        <w:gridCol w:w="211"/>
-        <w:gridCol w:w="2206"/>
-        <w:gridCol w:w="2206"/>
-        <w:gridCol w:w="1366"/>
-        <w:gridCol w:w="2041"/>
+        <w:gridCol w:w="339"/>
+        <w:gridCol w:w="3109"/>
+        <w:gridCol w:w="3109"/>
+        <w:gridCol w:w="1943"/>
+        <w:gridCol w:w="2838"/>
       </w:tblGrid>
       <w:tr>
         <w:trPr>
@@ -1525,110 +2101,150 @@
         </w:trPr>
         <w:tc>
           <w:tcPr>
-            <w:tcW w:w="211" w:type="dxa"/>
-            <w:tcBorders/>
+            <w:tcW w:w="339" w:type="dxa"/>
+            <w:tcBorders>
+              <w:top w:val="single" w:sz="6" w:space="0" w:color="BFC7D5"/>
+              <w:left w:val="single" w:sz="6" w:space="0" w:color="BFC7D5"/>
+              <w:bottom w:val="single" w:sz="2" w:space="0" w:color="BFC7D5"/>
+              <w:right w:val="single" w:sz="6" w:space="0" w:color="BFC7D5"/>
+            </w:tcBorders>
+            <w:shd w:fill="1F3A5F" w:val="clear"/>
             <w:vAlign w:val="center"/>
           </w:tcPr>
           <w:p>
             <w:pPr>
               <w:pStyle w:val="TableHeading"/>
-              <w:suppressLineNumbers/>
-              <w:shd w:fill="1F3A5F" w:val="clear"/>
-              <w:bidi w:val="0"/>
-              <w:spacing w:before="0" w:after="283"/>
-              <w:jc w:val="center"/>
-              <w:rPr/>
-            </w:pPr>
-            <w:r>
-              <w:rPr/>
+              <w:bidi w:val="0"/>
+              <w:spacing w:before="0" w:after="283"/>
+              <w:jc w:val="left"/>
+              <w:rPr>
+                <w:color w:val="FFFFFF"/>
+              </w:rPr>
+            </w:pPr>
+            <w:r>
+              <w:rPr>
+                <w:color w:val="FFFFFF"/>
+              </w:rPr>
               <w:t>#</w:t>
             </w:r>
           </w:p>
         </w:tc>
         <w:tc>
           <w:tcPr>
-            <w:tcW w:w="2206" w:type="dxa"/>
-            <w:tcBorders/>
+            <w:tcW w:w="3109" w:type="dxa"/>
+            <w:tcBorders>
+              <w:top w:val="single" w:sz="6" w:space="0" w:color="BFC7D5"/>
+              <w:left w:val="single" w:sz="2" w:space="0" w:color="BFC7D5"/>
+              <w:bottom w:val="single" w:sz="2" w:space="0" w:color="BFC7D5"/>
+              <w:right w:val="single" w:sz="6" w:space="0" w:color="BFC7D5"/>
+            </w:tcBorders>
+            <w:shd w:fill="1F3A5F" w:val="clear"/>
             <w:vAlign w:val="center"/>
           </w:tcPr>
           <w:p>
             <w:pPr>
               <w:pStyle w:val="TableHeading"/>
-              <w:suppressLineNumbers/>
-              <w:shd w:fill="1F3A5F" w:val="clear"/>
-              <w:bidi w:val="0"/>
-              <w:spacing w:before="0" w:after="283"/>
-              <w:jc w:val="center"/>
-              <w:rPr/>
-            </w:pPr>
-            <w:r>
-              <w:rPr/>
+              <w:bidi w:val="0"/>
+              <w:spacing w:before="0" w:after="283"/>
+              <w:jc w:val="left"/>
+              <w:rPr>
+                <w:color w:val="FFFFFF"/>
+              </w:rPr>
+            </w:pPr>
+            <w:r>
+              <w:rPr>
+                <w:color w:val="FFFFFF"/>
+              </w:rPr>
               <w:t>Problem</w:t>
             </w:r>
           </w:p>
         </w:tc>
         <w:tc>
           <w:tcPr>
-            <w:tcW w:w="2206" w:type="dxa"/>
-            <w:tcBorders/>
+            <w:tcW w:w="3109" w:type="dxa"/>
+            <w:tcBorders>
+              <w:top w:val="single" w:sz="6" w:space="0" w:color="BFC7D5"/>
+              <w:left w:val="single" w:sz="2" w:space="0" w:color="BFC7D5"/>
+              <w:bottom w:val="single" w:sz="2" w:space="0" w:color="BFC7D5"/>
+              <w:right w:val="single" w:sz="6" w:space="0" w:color="BFC7D5"/>
+            </w:tcBorders>
+            <w:shd w:fill="1F3A5F" w:val="clear"/>
             <w:vAlign w:val="center"/>
           </w:tcPr>
           <w:p>
             <w:pPr>
               <w:pStyle w:val="TableHeading"/>
-              <w:suppressLineNumbers/>
-              <w:shd w:fill="1F3A5F" w:val="clear"/>
-              <w:bidi w:val="0"/>
-              <w:spacing w:before="0" w:after="283"/>
-              <w:jc w:val="center"/>
-              <w:rPr/>
-            </w:pPr>
-            <w:r>
-              <w:rPr/>
+              <w:bidi w:val="0"/>
+              <w:spacing w:before="0" w:after="283"/>
+              <w:jc w:val="left"/>
+              <w:rPr>
+                <w:color w:val="FFFFFF"/>
+              </w:rPr>
+            </w:pPr>
+            <w:r>
+              <w:rPr>
+                <w:color w:val="FFFFFF"/>
+              </w:rPr>
               <w:t>Action required</w:t>
             </w:r>
           </w:p>
         </w:tc>
         <w:tc>
           <w:tcPr>
-            <w:tcW w:w="1366" w:type="dxa"/>
-            <w:tcBorders/>
+            <w:tcW w:w="1943" w:type="dxa"/>
+            <w:tcBorders>
+              <w:top w:val="single" w:sz="6" w:space="0" w:color="BFC7D5"/>
+              <w:left w:val="single" w:sz="2" w:space="0" w:color="BFC7D5"/>
+              <w:bottom w:val="single" w:sz="2" w:space="0" w:color="BFC7D5"/>
+              <w:right w:val="single" w:sz="6" w:space="0" w:color="BFC7D5"/>
+            </w:tcBorders>
+            <w:shd w:fill="1F3A5F" w:val="clear"/>
             <w:vAlign w:val="center"/>
           </w:tcPr>
           <w:p>
             <w:pPr>
               <w:pStyle w:val="TableHeading"/>
-              <w:suppressLineNumbers/>
-              <w:shd w:fill="1F3A5F" w:val="clear"/>
-              <w:bidi w:val="0"/>
-              <w:spacing w:before="0" w:after="283"/>
-              <w:jc w:val="center"/>
-              <w:rPr/>
-            </w:pPr>
-            <w:r>
-              <w:rPr/>
+              <w:bidi w:val="0"/>
+              <w:spacing w:before="0" w:after="283"/>
+              <w:jc w:val="left"/>
+              <w:rPr>
+                <w:color w:val="FFFFFF"/>
+              </w:rPr>
+            </w:pPr>
+            <w:r>
+              <w:rPr>
+                <w:color w:val="FFFFFF"/>
+              </w:rPr>
               <w:t>Owning role</w:t>
             </w:r>
           </w:p>
         </w:tc>
         <w:tc>
           <w:tcPr>
-            <w:tcW w:w="2041" w:type="dxa"/>
-            <w:tcBorders/>
+            <w:tcW w:w="2838" w:type="dxa"/>
+            <w:tcBorders>
+              <w:top w:val="single" w:sz="6" w:space="0" w:color="BFC7D5"/>
+              <w:left w:val="single" w:sz="2" w:space="0" w:color="BFC7D5"/>
+              <w:bottom w:val="single" w:sz="2" w:space="0" w:color="BFC7D5"/>
+              <w:right w:val="single" w:sz="6" w:space="0" w:color="BFC7D5"/>
+            </w:tcBorders>
+            <w:shd w:fill="1F3A5F" w:val="clear"/>
             <w:vAlign w:val="center"/>
           </w:tcPr>
           <w:p>
             <w:pPr>
               <w:pStyle w:val="TableHeading"/>
-              <w:suppressLineNumbers/>
-              <w:shd w:fill="1F3A5F" w:val="clear"/>
-              <w:bidi w:val="0"/>
-              <w:spacing w:before="0" w:after="283"/>
-              <w:jc w:val="center"/>
-              <w:rPr/>
-            </w:pPr>
-            <w:r>
-              <w:rPr/>
+              <w:bidi w:val="0"/>
+              <w:spacing w:before="0" w:after="283"/>
+              <w:jc w:val="left"/>
+              <w:rPr>
+                <w:color w:val="FFFFFF"/>
+              </w:rPr>
+            </w:pPr>
+            <w:r>
+              <w:rPr>
+                <w:color w:val="FFFFFF"/>
+              </w:rPr>
               <w:t>Due date</w:t>
             </w:r>
           </w:p>
@@ -1638,8 +2254,12 @@
         <w:trPr/>
         <w:tc>
           <w:tcPr>
-            <w:tcW w:w="211" w:type="dxa"/>
-            <w:tcBorders/>
+            <w:tcW w:w="339" w:type="dxa"/>
+            <w:tcBorders>
+              <w:left w:val="single" w:sz="6" w:space="0" w:color="BFC7D5"/>
+              <w:bottom w:val="single" w:sz="2" w:space="0" w:color="BFC7D5"/>
+              <w:right w:val="single" w:sz="6" w:space="0" w:color="BFC7D5"/>
+            </w:tcBorders>
             <w:vAlign w:val="center"/>
           </w:tcPr>
           <w:p>
@@ -1658,8 +2278,12 @@
         </w:tc>
         <w:tc>
           <w:tcPr>
-            <w:tcW w:w="2206" w:type="dxa"/>
-            <w:tcBorders/>
+            <w:tcW w:w="3109" w:type="dxa"/>
+            <w:tcBorders>
+              <w:left w:val="single" w:sz="2" w:space="0" w:color="BFC7D5"/>
+              <w:bottom w:val="single" w:sz="2" w:space="0" w:color="BFC7D5"/>
+              <w:right w:val="single" w:sz="6" w:space="0" w:color="BFC7D5"/>
+            </w:tcBorders>
             <w:vAlign w:val="center"/>
           </w:tcPr>
           <w:p>
@@ -1680,8 +2304,12 @@
         </w:tc>
         <w:tc>
           <w:tcPr>
-            <w:tcW w:w="2206" w:type="dxa"/>
-            <w:tcBorders/>
+            <w:tcW w:w="3109" w:type="dxa"/>
+            <w:tcBorders>
+              <w:left w:val="single" w:sz="2" w:space="0" w:color="BFC7D5"/>
+              <w:bottom w:val="single" w:sz="2" w:space="0" w:color="BFC7D5"/>
+              <w:right w:val="single" w:sz="6" w:space="0" w:color="BFC7D5"/>
+            </w:tcBorders>
             <w:vAlign w:val="center"/>
           </w:tcPr>
           <w:p>
@@ -1702,8 +2330,12 @@
         </w:tc>
         <w:tc>
           <w:tcPr>
-            <w:tcW w:w="1366" w:type="dxa"/>
-            <w:tcBorders/>
+            <w:tcW w:w="1943" w:type="dxa"/>
+            <w:tcBorders>
+              <w:left w:val="single" w:sz="2" w:space="0" w:color="BFC7D5"/>
+              <w:bottom w:val="single" w:sz="2" w:space="0" w:color="BFC7D5"/>
+              <w:right w:val="single" w:sz="6" w:space="0" w:color="BFC7D5"/>
+            </w:tcBorders>
             <w:vAlign w:val="center"/>
           </w:tcPr>
           <w:p>
@@ -1724,8 +2356,12 @@
         </w:tc>
         <w:tc>
           <w:tcPr>
-            <w:tcW w:w="2041" w:type="dxa"/>
-            <w:tcBorders/>
+            <w:tcW w:w="2838" w:type="dxa"/>
+            <w:tcBorders>
+              <w:left w:val="single" w:sz="2" w:space="0" w:color="BFC7D5"/>
+              <w:bottom w:val="single" w:sz="2" w:space="0" w:color="BFC7D5"/>
+              <w:right w:val="single" w:sz="6" w:space="0" w:color="BFC7D5"/>
+            </w:tcBorders>
             <w:vAlign w:val="center"/>
           </w:tcPr>
           <w:p>
@@ -1749,8 +2385,12 @@
         <w:trPr/>
         <w:tc>
           <w:tcPr>
-            <w:tcW w:w="211" w:type="dxa"/>
-            <w:tcBorders/>
+            <w:tcW w:w="339" w:type="dxa"/>
+            <w:tcBorders>
+              <w:left w:val="single" w:sz="6" w:space="0" w:color="BFC7D5"/>
+              <w:bottom w:val="single" w:sz="6" w:space="0" w:color="BFC7D5"/>
+              <w:right w:val="single" w:sz="6" w:space="0" w:color="BFC7D5"/>
+            </w:tcBorders>
             <w:vAlign w:val="center"/>
           </w:tcPr>
           <w:p>
@@ -1769,8 +2409,12 @@
         </w:tc>
         <w:tc>
           <w:tcPr>
-            <w:tcW w:w="2206" w:type="dxa"/>
-            <w:tcBorders/>
+            <w:tcW w:w="3109" w:type="dxa"/>
+            <w:tcBorders>
+              <w:left w:val="single" w:sz="2" w:space="0" w:color="BFC7D5"/>
+              <w:bottom w:val="single" w:sz="6" w:space="0" w:color="BFC7D5"/>
+              <w:right w:val="single" w:sz="6" w:space="0" w:color="BFC7D5"/>
+            </w:tcBorders>
             <w:vAlign w:val="center"/>
           </w:tcPr>
           <w:p>
@@ -1791,8 +2435,12 @@
         </w:tc>
         <w:tc>
           <w:tcPr>
-            <w:tcW w:w="2206" w:type="dxa"/>
-            <w:tcBorders/>
+            <w:tcW w:w="3109" w:type="dxa"/>
+            <w:tcBorders>
+              <w:left w:val="single" w:sz="2" w:space="0" w:color="BFC7D5"/>
+              <w:bottom w:val="single" w:sz="6" w:space="0" w:color="BFC7D5"/>
+              <w:right w:val="single" w:sz="6" w:space="0" w:color="BFC7D5"/>
+            </w:tcBorders>
             <w:vAlign w:val="center"/>
           </w:tcPr>
           <w:p>
@@ -1813,8 +2461,12 @@
         </w:tc>
         <w:tc>
           <w:tcPr>
-            <w:tcW w:w="1366" w:type="dxa"/>
-            <w:tcBorders/>
+            <w:tcW w:w="1943" w:type="dxa"/>
+            <w:tcBorders>
+              <w:left w:val="single" w:sz="2" w:space="0" w:color="BFC7D5"/>
+              <w:bottom w:val="single" w:sz="6" w:space="0" w:color="BFC7D5"/>
+              <w:right w:val="single" w:sz="6" w:space="0" w:color="BFC7D5"/>
+            </w:tcBorders>
             <w:vAlign w:val="center"/>
           </w:tcPr>
           <w:p>
@@ -1835,8 +2487,12 @@
         </w:tc>
         <w:tc>
           <w:tcPr>
-            <w:tcW w:w="2041" w:type="dxa"/>
-            <w:tcBorders/>
+            <w:tcW w:w="2838" w:type="dxa"/>
+            <w:tcBorders>
+              <w:left w:val="single" w:sz="2" w:space="0" w:color="BFC7D5"/>
+              <w:bottom w:val="single" w:sz="6" w:space="0" w:color="BFC7D5"/>
+              <w:right w:val="single" w:sz="6" w:space="0" w:color="BFC7D5"/>
+            </w:tcBorders>
             <w:vAlign w:val="center"/>
           </w:tcPr>
           <w:p>
@@ -1871,20 +2527,20 @@
     </w:p>
     <w:tbl>
       <w:tblPr>
-        <w:tblW w:w="8057" w:type="dxa"/>
+        <w:tblW w:w="5000" w:type="pct"/>
         <w:jc w:val="left"/>
-        <w:tblInd w:w="0" w:type="dxa"/>
+        <w:tblInd w:w="-7" w:type="dxa"/>
         <w:tblLayout w:type="fixed"/>
         <w:tblCellMar>
-          <w:top w:w="28" w:type="dxa"/>
-          <w:left w:w="28" w:type="dxa"/>
-          <w:bottom w:w="28" w:type="dxa"/>
-          <w:right w:w="28" w:type="dxa"/>
+          <w:top w:w="60" w:type="dxa"/>
+          <w:left w:w="60" w:type="dxa"/>
+          <w:bottom w:w="60" w:type="dxa"/>
+          <w:right w:w="60" w:type="dxa"/>
         </w:tblCellMar>
       </w:tblPr>
       <w:tblGrid>
-        <w:gridCol w:w="3706"/>
-        <w:gridCol w:w="4351"/>
+        <w:gridCol w:w="5238"/>
+        <w:gridCol w:w="6100"/>
       </w:tblGrid>
       <w:tr>
         <w:trPr>
@@ -1892,44 +2548,60 @@
         </w:trPr>
         <w:tc>
           <w:tcPr>
-            <w:tcW w:w="3706" w:type="dxa"/>
-            <w:tcBorders/>
+            <w:tcW w:w="5238" w:type="dxa"/>
+            <w:tcBorders>
+              <w:top w:val="single" w:sz="6" w:space="0" w:color="BFC7D5"/>
+              <w:left w:val="single" w:sz="6" w:space="0" w:color="BFC7D5"/>
+              <w:bottom w:val="single" w:sz="2" w:space="0" w:color="BFC7D5"/>
+              <w:right w:val="single" w:sz="6" w:space="0" w:color="BFC7D5"/>
+            </w:tcBorders>
+            <w:shd w:fill="1F3A5F" w:val="clear"/>
             <w:vAlign w:val="center"/>
           </w:tcPr>
           <w:p>
             <w:pPr>
               <w:pStyle w:val="TableHeading"/>
-              <w:suppressLineNumbers/>
-              <w:shd w:fill="1F3A5F" w:val="clear"/>
-              <w:bidi w:val="0"/>
-              <w:spacing w:before="0" w:after="283"/>
-              <w:jc w:val="center"/>
-              <w:rPr/>
-            </w:pPr>
-            <w:r>
-              <w:rPr/>
+              <w:bidi w:val="0"/>
+              <w:spacing w:before="0" w:after="283"/>
+              <w:jc w:val="left"/>
+              <w:rPr>
+                <w:color w:val="FFFFFF"/>
+              </w:rPr>
+            </w:pPr>
+            <w:r>
+              <w:rPr>
+                <w:color w:val="FFFFFF"/>
+              </w:rPr>
               <w:t>Field</w:t>
             </w:r>
           </w:p>
         </w:tc>
         <w:tc>
           <w:tcPr>
-            <w:tcW w:w="4351" w:type="dxa"/>
-            <w:tcBorders/>
+            <w:tcW w:w="6100" w:type="dxa"/>
+            <w:tcBorders>
+              <w:top w:val="single" w:sz="6" w:space="0" w:color="BFC7D5"/>
+              <w:left w:val="single" w:sz="2" w:space="0" w:color="BFC7D5"/>
+              <w:bottom w:val="single" w:sz="2" w:space="0" w:color="BFC7D5"/>
+              <w:right w:val="single" w:sz="6" w:space="0" w:color="BFC7D5"/>
+            </w:tcBorders>
+            <w:shd w:fill="1F3A5F" w:val="clear"/>
             <w:vAlign w:val="center"/>
           </w:tcPr>
           <w:p>
             <w:pPr>
               <w:pStyle w:val="TableHeading"/>
-              <w:suppressLineNumbers/>
-              <w:shd w:fill="1F3A5F" w:val="clear"/>
-              <w:bidi w:val="0"/>
-              <w:spacing w:before="0" w:after="283"/>
-              <w:jc w:val="center"/>
-              <w:rPr/>
-            </w:pPr>
-            <w:r>
-              <w:rPr/>
+              <w:bidi w:val="0"/>
+              <w:spacing w:before="0" w:after="283"/>
+              <w:jc w:val="left"/>
+              <w:rPr>
+                <w:color w:val="FFFFFF"/>
+              </w:rPr>
+            </w:pPr>
+            <w:r>
+              <w:rPr>
+                <w:color w:val="FFFFFF"/>
+              </w:rPr>
               <w:t>Entry</w:t>
             </w:r>
           </w:p>
@@ -1939,8 +2611,12 @@
         <w:trPr/>
         <w:tc>
           <w:tcPr>
-            <w:tcW w:w="3706" w:type="dxa"/>
-            <w:tcBorders/>
+            <w:tcW w:w="5238" w:type="dxa"/>
+            <w:tcBorders>
+              <w:left w:val="single" w:sz="6" w:space="0" w:color="BFC7D5"/>
+              <w:bottom w:val="single" w:sz="2" w:space="0" w:color="BFC7D5"/>
+              <w:right w:val="single" w:sz="6" w:space="0" w:color="BFC7D5"/>
+            </w:tcBorders>
             <w:vAlign w:val="center"/>
           </w:tcPr>
           <w:p>
@@ -1959,8 +2635,12 @@
         </w:tc>
         <w:tc>
           <w:tcPr>
-            <w:tcW w:w="4351" w:type="dxa"/>
-            <w:tcBorders/>
+            <w:tcW w:w="6100" w:type="dxa"/>
+            <w:tcBorders>
+              <w:left w:val="single" w:sz="2" w:space="0" w:color="BFC7D5"/>
+              <w:bottom w:val="single" w:sz="2" w:space="0" w:color="BFC7D5"/>
+              <w:right w:val="single" w:sz="6" w:space="0" w:color="BFC7D5"/>
+            </w:tcBorders>
             <w:vAlign w:val="center"/>
           </w:tcPr>
           <w:p>
@@ -1984,8 +2664,12 @@
         <w:trPr/>
         <w:tc>
           <w:tcPr>
-            <w:tcW w:w="3706" w:type="dxa"/>
-            <w:tcBorders/>
+            <w:tcW w:w="5238" w:type="dxa"/>
+            <w:tcBorders>
+              <w:left w:val="single" w:sz="6" w:space="0" w:color="BFC7D5"/>
+              <w:bottom w:val="single" w:sz="2" w:space="0" w:color="BFC7D5"/>
+              <w:right w:val="single" w:sz="6" w:space="0" w:color="BFC7D5"/>
+            </w:tcBorders>
             <w:vAlign w:val="center"/>
           </w:tcPr>
           <w:p>
@@ -2004,8 +2688,12 @@
         </w:tc>
         <w:tc>
           <w:tcPr>
-            <w:tcW w:w="4351" w:type="dxa"/>
-            <w:tcBorders/>
+            <w:tcW w:w="6100" w:type="dxa"/>
+            <w:tcBorders>
+              <w:left w:val="single" w:sz="2" w:space="0" w:color="BFC7D5"/>
+              <w:bottom w:val="single" w:sz="2" w:space="0" w:color="BFC7D5"/>
+              <w:right w:val="single" w:sz="6" w:space="0" w:color="BFC7D5"/>
+            </w:tcBorders>
             <w:vAlign w:val="center"/>
           </w:tcPr>
           <w:p>
@@ -2029,8 +2717,12 @@
         <w:trPr/>
         <w:tc>
           <w:tcPr>
-            <w:tcW w:w="3706" w:type="dxa"/>
-            <w:tcBorders/>
+            <w:tcW w:w="5238" w:type="dxa"/>
+            <w:tcBorders>
+              <w:left w:val="single" w:sz="6" w:space="0" w:color="BFC7D5"/>
+              <w:bottom w:val="single" w:sz="2" w:space="0" w:color="BFC7D5"/>
+              <w:right w:val="single" w:sz="6" w:space="0" w:color="BFC7D5"/>
+            </w:tcBorders>
             <w:vAlign w:val="center"/>
           </w:tcPr>
           <w:p>
@@ -2049,8 +2741,12 @@
         </w:tc>
         <w:tc>
           <w:tcPr>
-            <w:tcW w:w="4351" w:type="dxa"/>
-            <w:tcBorders/>
+            <w:tcW w:w="6100" w:type="dxa"/>
+            <w:tcBorders>
+              <w:left w:val="single" w:sz="2" w:space="0" w:color="BFC7D5"/>
+              <w:bottom w:val="single" w:sz="2" w:space="0" w:color="BFC7D5"/>
+              <w:right w:val="single" w:sz="6" w:space="0" w:color="BFC7D5"/>
+            </w:tcBorders>
             <w:vAlign w:val="center"/>
           </w:tcPr>
           <w:p>
@@ -2074,8 +2770,12 @@
         <w:trPr/>
         <w:tc>
           <w:tcPr>
-            <w:tcW w:w="3706" w:type="dxa"/>
-            <w:tcBorders/>
+            <w:tcW w:w="5238" w:type="dxa"/>
+            <w:tcBorders>
+              <w:left w:val="single" w:sz="6" w:space="0" w:color="BFC7D5"/>
+              <w:bottom w:val="single" w:sz="2" w:space="0" w:color="BFC7D5"/>
+              <w:right w:val="single" w:sz="6" w:space="0" w:color="BFC7D5"/>
+            </w:tcBorders>
             <w:vAlign w:val="center"/>
           </w:tcPr>
           <w:p>
@@ -2094,8 +2794,12 @@
         </w:tc>
         <w:tc>
           <w:tcPr>
-            <w:tcW w:w="4351" w:type="dxa"/>
-            <w:tcBorders/>
+            <w:tcW w:w="6100" w:type="dxa"/>
+            <w:tcBorders>
+              <w:left w:val="single" w:sz="2" w:space="0" w:color="BFC7D5"/>
+              <w:bottom w:val="single" w:sz="2" w:space="0" w:color="BFC7D5"/>
+              <w:right w:val="single" w:sz="6" w:space="0" w:color="BFC7D5"/>
+            </w:tcBorders>
             <w:vAlign w:val="center"/>
           </w:tcPr>
           <w:p>
@@ -2119,8 +2823,12 @@
         <w:trPr/>
         <w:tc>
           <w:tcPr>
-            <w:tcW w:w="3706" w:type="dxa"/>
-            <w:tcBorders/>
+            <w:tcW w:w="5238" w:type="dxa"/>
+            <w:tcBorders>
+              <w:left w:val="single" w:sz="6" w:space="0" w:color="BFC7D5"/>
+              <w:bottom w:val="single" w:sz="6" w:space="0" w:color="BFC7D5"/>
+              <w:right w:val="single" w:sz="6" w:space="0" w:color="BFC7D5"/>
+            </w:tcBorders>
             <w:vAlign w:val="center"/>
           </w:tcPr>
           <w:p>
@@ -2139,8 +2847,12 @@
         </w:tc>
         <w:tc>
           <w:tcPr>
-            <w:tcW w:w="4351" w:type="dxa"/>
-            <w:tcBorders/>
+            <w:tcW w:w="6100" w:type="dxa"/>
+            <w:tcBorders>
+              <w:left w:val="single" w:sz="2" w:space="0" w:color="BFC7D5"/>
+              <w:bottom w:val="single" w:sz="6" w:space="0" w:color="BFC7D5"/>
+              <w:right w:val="single" w:sz="6" w:space="0" w:color="BFC7D5"/>
+            </w:tcBorders>
             <w:vAlign w:val="center"/>
           </w:tcPr>
           <w:p>
@@ -2177,20 +2889,20 @@
     </w:p>
     <w:tbl>
       <w:tblPr>
-        <w:tblW w:w="8177" w:type="dxa"/>
+        <w:tblW w:w="5000" w:type="pct"/>
         <w:jc w:val="left"/>
-        <w:tblInd w:w="0" w:type="dxa"/>
+        <w:tblInd w:w="-7" w:type="dxa"/>
         <w:tblLayout w:type="fixed"/>
         <w:tblCellMar>
-          <w:top w:w="28" w:type="dxa"/>
-          <w:left w:w="28" w:type="dxa"/>
-          <w:bottom w:w="28" w:type="dxa"/>
-          <w:right w:w="28" w:type="dxa"/>
+          <w:top w:w="60" w:type="dxa"/>
+          <w:left w:w="60" w:type="dxa"/>
+          <w:bottom w:w="60" w:type="dxa"/>
+          <w:right w:w="60" w:type="dxa"/>
         </w:tblCellMar>
       </w:tblPr>
       <w:tblGrid>
-        <w:gridCol w:w="1636"/>
-        <w:gridCol w:w="6541"/>
+        <w:gridCol w:w="2304"/>
+        <w:gridCol w:w="9034"/>
       </w:tblGrid>
       <w:tr>
         <w:trPr>
@@ -2198,44 +2910,60 @@
         </w:trPr>
         <w:tc>
           <w:tcPr>
-            <w:tcW w:w="1636" w:type="dxa"/>
-            <w:tcBorders/>
+            <w:tcW w:w="2304" w:type="dxa"/>
+            <w:tcBorders>
+              <w:top w:val="single" w:sz="6" w:space="0" w:color="BFC7D5"/>
+              <w:left w:val="single" w:sz="6" w:space="0" w:color="BFC7D5"/>
+              <w:bottom w:val="single" w:sz="2" w:space="0" w:color="BFC7D5"/>
+              <w:right w:val="single" w:sz="6" w:space="0" w:color="BFC7D5"/>
+            </w:tcBorders>
+            <w:shd w:fill="1F3A5F" w:val="clear"/>
             <w:vAlign w:val="center"/>
           </w:tcPr>
           <w:p>
             <w:pPr>
               <w:pStyle w:val="TableHeading"/>
-              <w:suppressLineNumbers/>
-              <w:shd w:fill="1F3A5F" w:val="clear"/>
-              <w:bidi w:val="0"/>
-              <w:spacing w:before="0" w:after="283"/>
-              <w:jc w:val="center"/>
-              <w:rPr/>
-            </w:pPr>
-            <w:r>
-              <w:rPr/>
+              <w:bidi w:val="0"/>
+              <w:spacing w:before="0" w:after="283"/>
+              <w:jc w:val="left"/>
+              <w:rPr>
+                <w:color w:val="FFFFFF"/>
+              </w:rPr>
+            </w:pPr>
+            <w:r>
+              <w:rPr>
+                <w:color w:val="FFFFFF"/>
+              </w:rPr>
               <w:t>Field</w:t>
             </w:r>
           </w:p>
         </w:tc>
         <w:tc>
           <w:tcPr>
-            <w:tcW w:w="6541" w:type="dxa"/>
-            <w:tcBorders/>
+            <w:tcW w:w="9034" w:type="dxa"/>
+            <w:tcBorders>
+              <w:top w:val="single" w:sz="6" w:space="0" w:color="BFC7D5"/>
+              <w:left w:val="single" w:sz="2" w:space="0" w:color="BFC7D5"/>
+              <w:bottom w:val="single" w:sz="2" w:space="0" w:color="BFC7D5"/>
+              <w:right w:val="single" w:sz="6" w:space="0" w:color="BFC7D5"/>
+            </w:tcBorders>
+            <w:shd w:fill="1F3A5F" w:val="clear"/>
             <w:vAlign w:val="center"/>
           </w:tcPr>
           <w:p>
             <w:pPr>
               <w:pStyle w:val="TableHeading"/>
-              <w:suppressLineNumbers/>
-              <w:shd w:fill="1F3A5F" w:val="clear"/>
-              <w:bidi w:val="0"/>
-              <w:spacing w:before="0" w:after="283"/>
-              <w:jc w:val="center"/>
-              <w:rPr/>
-            </w:pPr>
-            <w:r>
-              <w:rPr/>
+              <w:bidi w:val="0"/>
+              <w:spacing w:before="0" w:after="283"/>
+              <w:jc w:val="left"/>
+              <w:rPr>
+                <w:color w:val="FFFFFF"/>
+              </w:rPr>
+            </w:pPr>
+            <w:r>
+              <w:rPr>
+                <w:color w:val="FFFFFF"/>
+              </w:rPr>
               <w:t>Entry</w:t>
             </w:r>
           </w:p>
@@ -2245,8 +2973,12 @@
         <w:trPr/>
         <w:tc>
           <w:tcPr>
-            <w:tcW w:w="1636" w:type="dxa"/>
-            <w:tcBorders/>
+            <w:tcW w:w="2304" w:type="dxa"/>
+            <w:tcBorders>
+              <w:left w:val="single" w:sz="6" w:space="0" w:color="BFC7D5"/>
+              <w:bottom w:val="single" w:sz="2" w:space="0" w:color="BFC7D5"/>
+              <w:right w:val="single" w:sz="6" w:space="0" w:color="BFC7D5"/>
+            </w:tcBorders>
             <w:vAlign w:val="center"/>
           </w:tcPr>
           <w:p>
@@ -2265,8 +2997,12 @@
         </w:tc>
         <w:tc>
           <w:tcPr>
-            <w:tcW w:w="6541" w:type="dxa"/>
-            <w:tcBorders/>
+            <w:tcW w:w="9034" w:type="dxa"/>
+            <w:tcBorders>
+              <w:left w:val="single" w:sz="2" w:space="0" w:color="BFC7D5"/>
+              <w:bottom w:val="single" w:sz="2" w:space="0" w:color="BFC7D5"/>
+              <w:right w:val="single" w:sz="6" w:space="0" w:color="BFC7D5"/>
+            </w:tcBorders>
             <w:vAlign w:val="center"/>
           </w:tcPr>
           <w:p>
@@ -2290,8 +3026,12 @@
         <w:trPr/>
         <w:tc>
           <w:tcPr>
-            <w:tcW w:w="1636" w:type="dxa"/>
-            <w:tcBorders/>
+            <w:tcW w:w="2304" w:type="dxa"/>
+            <w:tcBorders>
+              <w:left w:val="single" w:sz="6" w:space="0" w:color="BFC7D5"/>
+              <w:bottom w:val="single" w:sz="2" w:space="0" w:color="BFC7D5"/>
+              <w:right w:val="single" w:sz="6" w:space="0" w:color="BFC7D5"/>
+            </w:tcBorders>
             <w:vAlign w:val="center"/>
           </w:tcPr>
           <w:p>
@@ -2310,8 +3050,12 @@
         </w:tc>
         <w:tc>
           <w:tcPr>
-            <w:tcW w:w="6541" w:type="dxa"/>
-            <w:tcBorders/>
+            <w:tcW w:w="9034" w:type="dxa"/>
+            <w:tcBorders>
+              <w:left w:val="single" w:sz="2" w:space="0" w:color="BFC7D5"/>
+              <w:bottom w:val="single" w:sz="2" w:space="0" w:color="BFC7D5"/>
+              <w:right w:val="single" w:sz="6" w:space="0" w:color="BFC7D5"/>
+            </w:tcBorders>
             <w:vAlign w:val="center"/>
           </w:tcPr>
           <w:p>
@@ -2335,8 +3079,12 @@
         <w:trPr/>
         <w:tc>
           <w:tcPr>
-            <w:tcW w:w="1636" w:type="dxa"/>
-            <w:tcBorders/>
+            <w:tcW w:w="2304" w:type="dxa"/>
+            <w:tcBorders>
+              <w:left w:val="single" w:sz="6" w:space="0" w:color="BFC7D5"/>
+              <w:bottom w:val="single" w:sz="2" w:space="0" w:color="BFC7D5"/>
+              <w:right w:val="single" w:sz="6" w:space="0" w:color="BFC7D5"/>
+            </w:tcBorders>
             <w:vAlign w:val="center"/>
           </w:tcPr>
           <w:p>
@@ -2355,8 +3103,12 @@
         </w:tc>
         <w:tc>
           <w:tcPr>
-            <w:tcW w:w="6541" w:type="dxa"/>
-            <w:tcBorders/>
+            <w:tcW w:w="9034" w:type="dxa"/>
+            <w:tcBorders>
+              <w:left w:val="single" w:sz="2" w:space="0" w:color="BFC7D5"/>
+              <w:bottom w:val="single" w:sz="2" w:space="0" w:color="BFC7D5"/>
+              <w:right w:val="single" w:sz="6" w:space="0" w:color="BFC7D5"/>
+            </w:tcBorders>
             <w:vAlign w:val="center"/>
           </w:tcPr>
           <w:p>
@@ -2380,8 +3132,12 @@
         <w:trPr/>
         <w:tc>
           <w:tcPr>
-            <w:tcW w:w="1636" w:type="dxa"/>
-            <w:tcBorders/>
+            <w:tcW w:w="2304" w:type="dxa"/>
+            <w:tcBorders>
+              <w:left w:val="single" w:sz="6" w:space="0" w:color="BFC7D5"/>
+              <w:bottom w:val="single" w:sz="2" w:space="0" w:color="BFC7D5"/>
+              <w:right w:val="single" w:sz="6" w:space="0" w:color="BFC7D5"/>
+            </w:tcBorders>
             <w:vAlign w:val="center"/>
           </w:tcPr>
           <w:p>
@@ -2400,8 +3156,12 @@
         </w:tc>
         <w:tc>
           <w:tcPr>
-            <w:tcW w:w="6541" w:type="dxa"/>
-            <w:tcBorders/>
+            <w:tcW w:w="9034" w:type="dxa"/>
+            <w:tcBorders>
+              <w:left w:val="single" w:sz="2" w:space="0" w:color="BFC7D5"/>
+              <w:bottom w:val="single" w:sz="2" w:space="0" w:color="BFC7D5"/>
+              <w:right w:val="single" w:sz="6" w:space="0" w:color="BFC7D5"/>
+            </w:tcBorders>
             <w:vAlign w:val="center"/>
           </w:tcPr>
           <w:p>
@@ -2425,8 +3185,12 @@
         <w:trPr/>
         <w:tc>
           <w:tcPr>
-            <w:tcW w:w="1636" w:type="dxa"/>
-            <w:tcBorders/>
+            <w:tcW w:w="2304" w:type="dxa"/>
+            <w:tcBorders>
+              <w:left w:val="single" w:sz="6" w:space="0" w:color="BFC7D5"/>
+              <w:bottom w:val="single" w:sz="6" w:space="0" w:color="BFC7D5"/>
+              <w:right w:val="single" w:sz="6" w:space="0" w:color="BFC7D5"/>
+            </w:tcBorders>
             <w:vAlign w:val="center"/>
           </w:tcPr>
           <w:p>
@@ -2445,8 +3209,12 @@
         </w:tc>
         <w:tc>
           <w:tcPr>
-            <w:tcW w:w="6541" w:type="dxa"/>
-            <w:tcBorders/>
+            <w:tcW w:w="9034" w:type="dxa"/>
+            <w:tcBorders>
+              <w:left w:val="single" w:sz="2" w:space="0" w:color="BFC7D5"/>
+              <w:bottom w:val="single" w:sz="6" w:space="0" w:color="BFC7D5"/>
+              <w:right w:val="single" w:sz="6" w:space="0" w:color="BFC7D5"/>
+            </w:tcBorders>
             <w:vAlign w:val="center"/>
           </w:tcPr>
           <w:p>
@@ -2489,20 +3257,20 @@
     </w:p>
     <w:tbl>
       <w:tblPr>
-        <w:tblW w:w="6752" w:type="dxa"/>
+        <w:tblW w:w="5000" w:type="pct"/>
         <w:jc w:val="left"/>
-        <w:tblInd w:w="0" w:type="dxa"/>
+        <w:tblInd w:w="-7" w:type="dxa"/>
         <w:tblLayout w:type="fixed"/>
         <w:tblCellMar>
-          <w:top w:w="28" w:type="dxa"/>
-          <w:left w:w="28" w:type="dxa"/>
-          <w:bottom w:w="28" w:type="dxa"/>
-          <w:right w:w="28" w:type="dxa"/>
+          <w:top w:w="60" w:type="dxa"/>
+          <w:left w:w="60" w:type="dxa"/>
+          <w:bottom w:w="60" w:type="dxa"/>
+          <w:right w:w="60" w:type="dxa"/>
         </w:tblCellMar>
       </w:tblPr>
       <w:tblGrid>
-        <w:gridCol w:w="1651"/>
-        <w:gridCol w:w="5101"/>
+        <w:gridCol w:w="2813"/>
+        <w:gridCol w:w="8525"/>
       </w:tblGrid>
       <w:tr>
         <w:trPr>
@@ -2510,44 +3278,60 @@
         </w:trPr>
         <w:tc>
           <w:tcPr>
-            <w:tcW w:w="1651" w:type="dxa"/>
-            <w:tcBorders/>
+            <w:tcW w:w="2813" w:type="dxa"/>
+            <w:tcBorders>
+              <w:top w:val="single" w:sz="6" w:space="0" w:color="BFC7D5"/>
+              <w:left w:val="single" w:sz="6" w:space="0" w:color="BFC7D5"/>
+              <w:bottom w:val="single" w:sz="2" w:space="0" w:color="BFC7D5"/>
+              <w:right w:val="single" w:sz="6" w:space="0" w:color="BFC7D5"/>
+            </w:tcBorders>
+            <w:shd w:fill="1F3A5F" w:val="clear"/>
             <w:vAlign w:val="center"/>
           </w:tcPr>
           <w:p>
             <w:pPr>
               <w:pStyle w:val="TableHeading"/>
-              <w:suppressLineNumbers/>
-              <w:shd w:fill="1F3A5F" w:val="clear"/>
-              <w:bidi w:val="0"/>
-              <w:spacing w:before="0" w:after="283"/>
-              <w:jc w:val="center"/>
-              <w:rPr/>
-            </w:pPr>
-            <w:r>
-              <w:rPr/>
+              <w:bidi w:val="0"/>
+              <w:spacing w:before="0" w:after="283"/>
+              <w:jc w:val="left"/>
+              <w:rPr>
+                <w:color w:val="FFFFFF"/>
+              </w:rPr>
+            </w:pPr>
+            <w:r>
+              <w:rPr>
+                <w:color w:val="FFFFFF"/>
+              </w:rPr>
               <w:t>Field</w:t>
             </w:r>
           </w:p>
         </w:tc>
         <w:tc>
           <w:tcPr>
-            <w:tcW w:w="5101" w:type="dxa"/>
-            <w:tcBorders/>
+            <w:tcW w:w="8525" w:type="dxa"/>
+            <w:tcBorders>
+              <w:top w:val="single" w:sz="6" w:space="0" w:color="BFC7D5"/>
+              <w:left w:val="single" w:sz="2" w:space="0" w:color="BFC7D5"/>
+              <w:bottom w:val="single" w:sz="2" w:space="0" w:color="BFC7D5"/>
+              <w:right w:val="single" w:sz="6" w:space="0" w:color="BFC7D5"/>
+            </w:tcBorders>
+            <w:shd w:fill="1F3A5F" w:val="clear"/>
             <w:vAlign w:val="center"/>
           </w:tcPr>
           <w:p>
             <w:pPr>
               <w:pStyle w:val="TableHeading"/>
-              <w:suppressLineNumbers/>
-              <w:shd w:fill="1F3A5F" w:val="clear"/>
-              <w:bidi w:val="0"/>
-              <w:spacing w:before="0" w:after="283"/>
-              <w:jc w:val="center"/>
-              <w:rPr/>
-            </w:pPr>
-            <w:r>
-              <w:rPr/>
+              <w:bidi w:val="0"/>
+              <w:spacing w:before="0" w:after="283"/>
+              <w:jc w:val="left"/>
+              <w:rPr>
+                <w:color w:val="FFFFFF"/>
+              </w:rPr>
+            </w:pPr>
+            <w:r>
+              <w:rPr>
+                <w:color w:val="FFFFFF"/>
+              </w:rPr>
               <w:t>Entry</w:t>
             </w:r>
           </w:p>
@@ -2557,8 +3341,12 @@
         <w:trPr/>
         <w:tc>
           <w:tcPr>
-            <w:tcW w:w="1651" w:type="dxa"/>
-            <w:tcBorders/>
+            <w:tcW w:w="2813" w:type="dxa"/>
+            <w:tcBorders>
+              <w:left w:val="single" w:sz="6" w:space="0" w:color="BFC7D5"/>
+              <w:bottom w:val="single" w:sz="2" w:space="0" w:color="BFC7D5"/>
+              <w:right w:val="single" w:sz="6" w:space="0" w:color="BFC7D5"/>
+            </w:tcBorders>
             <w:vAlign w:val="center"/>
           </w:tcPr>
           <w:p>
@@ -2577,8 +3365,12 @@
         </w:tc>
         <w:tc>
           <w:tcPr>
-            <w:tcW w:w="5101" w:type="dxa"/>
-            <w:tcBorders/>
+            <w:tcW w:w="8525" w:type="dxa"/>
+            <w:tcBorders>
+              <w:left w:val="single" w:sz="2" w:space="0" w:color="BFC7D5"/>
+              <w:bottom w:val="single" w:sz="2" w:space="0" w:color="BFC7D5"/>
+              <w:right w:val="single" w:sz="6" w:space="0" w:color="BFC7D5"/>
+            </w:tcBorders>
             <w:vAlign w:val="center"/>
           </w:tcPr>
           <w:p>
@@ -2604,8 +3396,12 @@
         <w:trPr/>
         <w:tc>
           <w:tcPr>
-            <w:tcW w:w="1651" w:type="dxa"/>
-            <w:tcBorders/>
+            <w:tcW w:w="2813" w:type="dxa"/>
+            <w:tcBorders>
+              <w:left w:val="single" w:sz="6" w:space="0" w:color="BFC7D5"/>
+              <w:bottom w:val="single" w:sz="2" w:space="0" w:color="BFC7D5"/>
+              <w:right w:val="single" w:sz="6" w:space="0" w:color="BFC7D5"/>
+            </w:tcBorders>
             <w:vAlign w:val="center"/>
           </w:tcPr>
           <w:p>
@@ -2624,8 +3420,12 @@
         </w:tc>
         <w:tc>
           <w:tcPr>
-            <w:tcW w:w="5101" w:type="dxa"/>
-            <w:tcBorders/>
+            <w:tcW w:w="8525" w:type="dxa"/>
+            <w:tcBorders>
+              <w:left w:val="single" w:sz="2" w:space="0" w:color="BFC7D5"/>
+              <w:bottom w:val="single" w:sz="2" w:space="0" w:color="BFC7D5"/>
+              <w:right w:val="single" w:sz="6" w:space="0" w:color="BFC7D5"/>
+            </w:tcBorders>
             <w:vAlign w:val="center"/>
           </w:tcPr>
           <w:p>
@@ -2649,8 +3449,12 @@
         <w:trPr/>
         <w:tc>
           <w:tcPr>
-            <w:tcW w:w="1651" w:type="dxa"/>
-            <w:tcBorders/>
+            <w:tcW w:w="2813" w:type="dxa"/>
+            <w:tcBorders>
+              <w:left w:val="single" w:sz="6" w:space="0" w:color="BFC7D5"/>
+              <w:bottom w:val="single" w:sz="2" w:space="0" w:color="BFC7D5"/>
+              <w:right w:val="single" w:sz="6" w:space="0" w:color="BFC7D5"/>
+            </w:tcBorders>
             <w:vAlign w:val="center"/>
           </w:tcPr>
           <w:p>
@@ -2669,8 +3473,12 @@
         </w:tc>
         <w:tc>
           <w:tcPr>
-            <w:tcW w:w="5101" w:type="dxa"/>
-            <w:tcBorders/>
+            <w:tcW w:w="8525" w:type="dxa"/>
+            <w:tcBorders>
+              <w:left w:val="single" w:sz="2" w:space="0" w:color="BFC7D5"/>
+              <w:bottom w:val="single" w:sz="2" w:space="0" w:color="BFC7D5"/>
+              <w:right w:val="single" w:sz="6" w:space="0" w:color="BFC7D5"/>
+            </w:tcBorders>
             <w:vAlign w:val="center"/>
           </w:tcPr>
           <w:p>
@@ -2694,8 +3502,12 @@
         <w:trPr/>
         <w:tc>
           <w:tcPr>
-            <w:tcW w:w="1651" w:type="dxa"/>
-            <w:tcBorders/>
+            <w:tcW w:w="2813" w:type="dxa"/>
+            <w:tcBorders>
+              <w:left w:val="single" w:sz="6" w:space="0" w:color="BFC7D5"/>
+              <w:bottom w:val="single" w:sz="6" w:space="0" w:color="BFC7D5"/>
+              <w:right w:val="single" w:sz="6" w:space="0" w:color="BFC7D5"/>
+            </w:tcBorders>
             <w:vAlign w:val="center"/>
           </w:tcPr>
           <w:p>
@@ -2714,8 +3526,12 @@
         </w:tc>
         <w:tc>
           <w:tcPr>
-            <w:tcW w:w="5101" w:type="dxa"/>
-            <w:tcBorders/>
+            <w:tcW w:w="8525" w:type="dxa"/>
+            <w:tcBorders>
+              <w:left w:val="single" w:sz="2" w:space="0" w:color="BFC7D5"/>
+              <w:bottom w:val="single" w:sz="6" w:space="0" w:color="BFC7D5"/>
+              <w:right w:val="single" w:sz="6" w:space="0" w:color="BFC7D5"/>
+            </w:tcBorders>
             <w:vAlign w:val="center"/>
           </w:tcPr>
           <w:p>
